--- a/docs/4_可行性分析报告_1.2.1.docx
+++ b/docs/4_可行性分析报告_1.2.1.docx
@@ -1,13 +1,8 @@
 
 <file path=word/document.xml><?xml version="1.0" encoding="utf-8"?>
-<w:document xmlns:wpc="http://schemas.microsoft.com/office/word/2010/wordprocessingCanvas" xmlns:cx="http://schemas.microsoft.com/office/drawing/2014/chartex" xmlns:cx1="http://schemas.microsoft.com/office/drawing/2015/9/8/chartex" xmlns:cx2="http://schemas.microsoft.com/office/drawing/2015/10/21/chartex" xmlns:cx3="http://schemas.microsoft.com/office/drawing/2016/5/9/chartex" xmlns:cx4="http://schemas.microsoft.com/office/drawing/2016/5/10/chartex" xmlns:cx5="http://schemas.microsoft.com/office/drawing/2016/5/11/chartex" xmlns:cx6="http://schemas.microsoft.com/office/drawing/2016/5/12/chartex" xmlns:cx7="http://schemas.microsoft.com/office/drawing/2016/5/13/chartex" xmlns:cx8="http://schemas.microsoft.com/office/drawing/2016/5/14/chartex" xmlns:mc="http://schemas.openxmlformats.org/markup-compatibility/2006" xmlns:aink="http://schemas.microsoft.com/office/drawing/2016/ink" xmlns:am3d="http://schemas.microsoft.com/office/drawing/2017/model3d" xmlns:o="urn:schemas-microsoft-com:office:office" xmlns:oel="http://schemas.microsoft.com/office/2019/extlst" xmlns:r="http://schemas.openxmlformats.org/officeDocument/2006/relationships" xmlns:m="http://schemas.openxmlformats.org/officeDocument/2006/math" xmlns:v="urn:schemas-microsoft-com:vml" xmlns:wp14="http://schemas.microsoft.com/office/word/2010/wordprocessingDrawing" xmlns:wp="http://schemas.openxmlformats.org/drawingml/2006/wordprocessingDrawing" xmlns:w10="urn:schemas-microsoft-com:office:word" xmlns:w="http://schemas.openxmlformats.org/wordprocessingml/2006/main" xmlns:w14="http://schemas.microsoft.com/office/word/2010/wordml" xmlns:w15="http://schemas.microsoft.com/office/word/2012/wordml" xmlns:w16cex="http://schemas.microsoft.com/office/word/2018/wordml/cex" xmlns:w16cid="http://schemas.microsoft.com/office/word/2016/wordml/cid" xmlns:w16="http://schemas.microsoft.com/office/word/2018/wordml" xmlns:w16du="http://schemas.microsoft.com/office/word/2023/wordml/word16du" xmlns:w16sdtdh="http://schemas.microsoft.com/office/word/2020/wordml/sdtdatahash" xmlns:w16sdtfl="http://schemas.microsoft.com/office/word/2024/wordml/sdtformatlock" xmlns:w16se="http://schemas.microsoft.com/office/word/2015/wordml/symex" xmlns:wpg="http://schemas.microsoft.com/office/word/2010/wordprocessingGroup" xmlns:wpi="http://schemas.microsoft.com/office/word/2010/wordprocessingInk" xmlns:wne="http://schemas.microsoft.com/office/word/2006/wordml" xmlns:wps="http://schemas.microsoft.com/office/word/2010/wordprocessingShape" mc:Ignorable="w14 w15 w16se w16cid w16 w16cex w16sdtdh w16sdtfl w16du wp14">
+<w:document xmlns:wpc="http://schemas.microsoft.com/office/word/2010/wordprocessingCanvas" xmlns:cx="http://schemas.microsoft.com/office/drawing/2014/chartex" xmlns:cx1="http://schemas.microsoft.com/office/drawing/2015/9/8/chartex" xmlns:cx2="http://schemas.microsoft.com/office/drawing/2015/10/21/chartex" xmlns:cx3="http://schemas.microsoft.com/office/drawing/2016/5/9/chartex" xmlns:cx4="http://schemas.microsoft.com/office/drawing/2016/5/10/chartex" xmlns:cx5="http://schemas.microsoft.com/office/drawing/2016/5/11/chartex" xmlns:cx6="http://schemas.microsoft.com/office/drawing/2016/5/12/chartex" xmlns:cx7="http://schemas.microsoft.com/office/drawing/2016/5/13/chartex" xmlns:cx8="http://schemas.microsoft.com/office/drawing/2016/5/14/chartex" xmlns:mc="http://schemas.openxmlformats.org/markup-compatibility/2006" xmlns:aink="http://schemas.microsoft.com/office/drawing/2016/ink" xmlns:am3d="http://schemas.microsoft.com/office/drawing/2017/model3d" xmlns:o="urn:schemas-microsoft-com:office:office" xmlns:oel="http://schemas.microsoft.com/office/2019/extlst" xmlns:r="http://schemas.openxmlformats.org/officeDocument/2006/relationships" xmlns:m="http://schemas.openxmlformats.org/officeDocument/2006/math" xmlns:v="urn:schemas-microsoft-com:vml" xmlns:wp14="http://schemas.microsoft.com/office/word/2010/wordprocessingDrawing" xmlns:wp="http://schemas.openxmlformats.org/drawingml/2006/wordprocessingDrawing" xmlns:w10="urn:schemas-microsoft-com:office:word" xmlns:w="http://schemas.openxmlformats.org/wordprocessingml/2006/main" xmlns:w14="http://schemas.microsoft.com/office/word/2010/wordml" xmlns:w15="http://schemas.microsoft.com/office/word/2012/wordml" xmlns:w16cex="http://schemas.microsoft.com/office/word/2018/wordml/cex" xmlns:w16cid="http://schemas.microsoft.com/office/word/2016/wordml/cid" xmlns:w16="http://schemas.microsoft.com/office/word/2018/wordml" xmlns:w16sdtdh="http://schemas.microsoft.com/office/word/2020/wordml/sdtdatahash" xmlns:w16se="http://schemas.microsoft.com/office/word/2015/wordml/symex" xmlns:wpg="http://schemas.microsoft.com/office/word/2010/wordprocessingGroup" xmlns:wpi="http://schemas.microsoft.com/office/word/2010/wordprocessingInk" xmlns:wne="http://schemas.microsoft.com/office/word/2006/wordml" xmlns:wps="http://schemas.microsoft.com/office/word/2010/wordprocessingShape" mc:Ignorable="w14 w15 w16se w16cid w16 w16cex w16sdtdh wp14">
   <w:body>
     <w:p>
-      <w:pPr>
-        <w:rPr>
-          <w:rFonts w:hint="eastAsia"/>
-        </w:rPr>
-      </w:pPr>
       <w:r>
         <w:rPr>
           <w:rFonts w:hint="eastAsia"/>
@@ -17,20 +12,9 @@
       <w:bookmarkStart w:id="0" w:name="OLE_LINK3"/>
     </w:p>
     <w:p>
-      <w:pPr>
-        <w:rPr>
-          <w:rFonts w:hint="eastAsia"/>
-        </w:rPr>
-      </w:pPr>
       <w:bookmarkStart w:id="1" w:name="OLE_LINK2"/>
     </w:p>
-    <w:p>
-      <w:pPr>
-        <w:rPr>
-          <w:rFonts w:hint="eastAsia"/>
-        </w:rPr>
-      </w:pPr>
-    </w:p>
+    <w:p/>
     <w:p>
       <w:bookmarkStart w:id="2" w:name="_Toc173036971"/>
       <w:r>
@@ -97,21 +81,21 @@
         <w:spacing w:line="360" w:lineRule="auto"/>
         <w:ind w:firstLineChars="400" w:firstLine="2082"/>
         <w:rPr>
+          <w:rFonts w:eastAsia="华文新魏"/>
+          <w:b/>
+          <w:bCs/>
+          <w:sz w:val="52"/>
+          <w:szCs w:val="52"/>
+        </w:rPr>
+      </w:pPr>
+      <w:r>
+        <w:rPr>
           <w:rFonts w:eastAsia="华文新魏" w:hint="eastAsia"/>
           <w:b/>
           <w:bCs/>
           <w:sz w:val="52"/>
           <w:szCs w:val="52"/>
         </w:rPr>
-      </w:pPr>
-      <w:r>
-        <w:rPr>
-          <w:rFonts w:eastAsia="华文新魏" w:hint="eastAsia"/>
-          <w:b/>
-          <w:bCs/>
-          <w:sz w:val="52"/>
-          <w:szCs w:val="52"/>
-        </w:rPr>
         <w:t xml:space="preserve">   </w:t>
       </w:r>
       <w:r>
@@ -131,7 +115,6 @@
     <w:p>
       <w:pPr>
         <w:rPr>
-          <w:rFonts w:hint="eastAsia"/>
           <w:b/>
           <w:bCs/>
           <w:caps/>
@@ -143,7 +126,6 @@
     <w:p>
       <w:pPr>
         <w:rPr>
-          <w:rFonts w:hint="eastAsia"/>
           <w:b/>
           <w:bCs/>
           <w:caps/>
@@ -155,7 +137,6 @@
     <w:p>
       <w:pPr>
         <w:rPr>
-          <w:rFonts w:hint="eastAsia"/>
           <w:b/>
           <w:bCs/>
           <w:caps/>
@@ -167,7 +148,6 @@
     <w:p>
       <w:pPr>
         <w:rPr>
-          <w:rFonts w:hint="eastAsia"/>
           <w:b/>
           <w:bCs/>
           <w:caps/>
@@ -179,7 +159,6 @@
     <w:p>
       <w:pPr>
         <w:rPr>
-          <w:rFonts w:hint="eastAsia"/>
           <w:b/>
           <w:bCs/>
           <w:caps/>
@@ -192,7 +171,6 @@
       <w:pPr>
         <w:ind w:firstLineChars="399" w:firstLine="2083"/>
         <w:rPr>
-          <w:rFonts w:hint="eastAsia"/>
           <w:b/>
           <w:bCs/>
           <w:sz w:val="52"/>
@@ -203,7 +181,6 @@
     <w:p>
       <w:pPr>
         <w:rPr>
-          <w:rFonts w:hint="eastAsia"/>
           <w:b/>
           <w:bCs/>
           <w:sz w:val="52"/>
@@ -280,7 +257,6 @@
       <w:pPr>
         <w:jc w:val="center"/>
         <w:rPr>
-          <w:rFonts w:hint="eastAsia"/>
           <w:b/>
           <w:bCs/>
           <w:sz w:val="52"/>
@@ -292,7 +268,6 @@
       <w:pPr>
         <w:jc w:val="center"/>
         <w:rPr>
-          <w:rFonts w:hint="eastAsia"/>
           <w:b/>
           <w:bCs/>
           <w:sz w:val="52"/>
@@ -326,14 +301,13 @@
         </w:trPr>
         <w:tc>
           <w:tcPr>
-            <w:tcW w:w="1526" w:type="dxa"/>
+            <w:tcW w:w="1515" w:type="dxa"/>
           </w:tcPr>
           <w:p>
             <w:pPr>
               <w:spacing w:line="360" w:lineRule="auto"/>
               <w:jc w:val="center"/>
               <w:rPr>
-                <w:rFonts w:hint="eastAsia"/>
                 <w:b/>
               </w:rPr>
             </w:pPr>
@@ -348,14 +322,13 @@
         </w:tc>
         <w:tc>
           <w:tcPr>
-            <w:tcW w:w="1276" w:type="dxa"/>
+            <w:tcW w:w="1243" w:type="dxa"/>
           </w:tcPr>
           <w:p>
             <w:pPr>
               <w:spacing w:line="360" w:lineRule="auto"/>
               <w:jc w:val="center"/>
               <w:rPr>
-                <w:rFonts w:hint="eastAsia"/>
                 <w:b/>
               </w:rPr>
             </w:pPr>
@@ -370,14 +343,13 @@
         </w:tc>
         <w:tc>
           <w:tcPr>
-            <w:tcW w:w="1559" w:type="dxa"/>
+            <w:tcW w:w="1514" w:type="dxa"/>
           </w:tcPr>
           <w:p>
             <w:pPr>
               <w:spacing w:line="360" w:lineRule="auto"/>
               <w:jc w:val="center"/>
               <w:rPr>
-                <w:rFonts w:hint="eastAsia"/>
                 <w:b/>
               </w:rPr>
             </w:pPr>
@@ -392,14 +364,13 @@
         </w:tc>
         <w:tc>
           <w:tcPr>
-            <w:tcW w:w="4167" w:type="dxa"/>
+            <w:tcW w:w="4030" w:type="dxa"/>
           </w:tcPr>
           <w:p>
             <w:pPr>
               <w:spacing w:line="360" w:lineRule="auto"/>
               <w:jc w:val="center"/>
               <w:rPr>
-                <w:rFonts w:hint="eastAsia"/>
                 <w:b/>
               </w:rPr>
             </w:pPr>
@@ -419,14 +390,13 @@
         </w:trPr>
         <w:tc>
           <w:tcPr>
-            <w:tcW w:w="1526" w:type="dxa"/>
+            <w:tcW w:w="1515" w:type="dxa"/>
           </w:tcPr>
           <w:p>
             <w:pPr>
               <w:spacing w:line="360" w:lineRule="auto"/>
               <w:jc w:val="center"/>
               <w:rPr>
-                <w:rFonts w:hint="eastAsia"/>
                 <w:bCs/>
                 <w:sz w:val="21"/>
                 <w:szCs w:val="21"/>
@@ -445,14 +415,13 @@
         </w:tc>
         <w:tc>
           <w:tcPr>
-            <w:tcW w:w="1276" w:type="dxa"/>
+            <w:tcW w:w="1243" w:type="dxa"/>
           </w:tcPr>
           <w:p>
             <w:pPr>
               <w:spacing w:line="360" w:lineRule="auto"/>
               <w:jc w:val="center"/>
               <w:rPr>
-                <w:rFonts w:hint="eastAsia"/>
                 <w:bCs/>
                 <w:sz w:val="21"/>
                 <w:szCs w:val="21"/>
@@ -471,14 +440,13 @@
         </w:tc>
         <w:tc>
           <w:tcPr>
-            <w:tcW w:w="1559" w:type="dxa"/>
+            <w:tcW w:w="1514" w:type="dxa"/>
           </w:tcPr>
           <w:p>
             <w:pPr>
               <w:spacing w:line="360" w:lineRule="auto"/>
               <w:jc w:val="center"/>
               <w:rPr>
-                <w:rFonts w:hint="eastAsia"/>
                 <w:bCs/>
                 <w:sz w:val="21"/>
                 <w:szCs w:val="21"/>
@@ -497,14 +465,13 @@
         </w:tc>
         <w:tc>
           <w:tcPr>
-            <w:tcW w:w="4167" w:type="dxa"/>
+            <w:tcW w:w="4030" w:type="dxa"/>
           </w:tcPr>
           <w:p>
             <w:pPr>
               <w:spacing w:line="360" w:lineRule="auto"/>
               <w:jc w:val="center"/>
               <w:rPr>
-                <w:rFonts w:hint="eastAsia"/>
                 <w:bCs/>
                 <w:sz w:val="21"/>
                 <w:szCs w:val="21"/>
@@ -543,14 +510,13 @@
         </w:trPr>
         <w:tc>
           <w:tcPr>
-            <w:tcW w:w="1526" w:type="dxa"/>
+            <w:tcW w:w="1515" w:type="dxa"/>
           </w:tcPr>
           <w:p>
             <w:pPr>
               <w:spacing w:line="360" w:lineRule="auto"/>
               <w:jc w:val="center"/>
               <w:rPr>
-                <w:rFonts w:hint="eastAsia"/>
                 <w:bCs/>
                 <w:sz w:val="21"/>
                 <w:szCs w:val="21"/>
@@ -569,14 +535,13 @@
         </w:tc>
         <w:tc>
           <w:tcPr>
-            <w:tcW w:w="1276" w:type="dxa"/>
+            <w:tcW w:w="1243" w:type="dxa"/>
           </w:tcPr>
           <w:p>
             <w:pPr>
               <w:spacing w:line="360" w:lineRule="auto"/>
               <w:jc w:val="center"/>
               <w:rPr>
-                <w:rFonts w:hint="eastAsia"/>
                 <w:bCs/>
                 <w:sz w:val="21"/>
                 <w:szCs w:val="21"/>
@@ -595,14 +560,13 @@
         </w:tc>
         <w:tc>
           <w:tcPr>
-            <w:tcW w:w="1559" w:type="dxa"/>
+            <w:tcW w:w="1514" w:type="dxa"/>
           </w:tcPr>
           <w:p>
             <w:pPr>
               <w:spacing w:line="360" w:lineRule="auto"/>
               <w:jc w:val="center"/>
               <w:rPr>
-                <w:rFonts w:hint="eastAsia"/>
                 <w:bCs/>
                 <w:sz w:val="21"/>
                 <w:szCs w:val="21"/>
@@ -621,14 +585,13 @@
         </w:tc>
         <w:tc>
           <w:tcPr>
-            <w:tcW w:w="4167" w:type="dxa"/>
+            <w:tcW w:w="4030" w:type="dxa"/>
           </w:tcPr>
           <w:p>
             <w:pPr>
               <w:spacing w:line="360" w:lineRule="auto"/>
               <w:jc w:val="center"/>
               <w:rPr>
-                <w:rFonts w:hint="eastAsia"/>
                 <w:bCs/>
                 <w:sz w:val="21"/>
                 <w:szCs w:val="21"/>
@@ -668,14 +631,13 @@
         </w:trPr>
         <w:tc>
           <w:tcPr>
-            <w:tcW w:w="1526" w:type="dxa"/>
+            <w:tcW w:w="1515" w:type="dxa"/>
           </w:tcPr>
           <w:p>
             <w:pPr>
               <w:spacing w:line="360" w:lineRule="auto"/>
               <w:jc w:val="center"/>
               <w:rPr>
-                <w:rFonts w:hint="eastAsia"/>
                 <w:bCs/>
                 <w:sz w:val="21"/>
                 <w:szCs w:val="21"/>
@@ -694,19 +656,19 @@
         </w:tc>
         <w:tc>
           <w:tcPr>
-            <w:tcW w:w="1276" w:type="dxa"/>
+            <w:tcW w:w="1243" w:type="dxa"/>
           </w:tcPr>
           <w:p>
             <w:pPr>
               <w:spacing w:line="360" w:lineRule="auto"/>
               <w:jc w:val="center"/>
               <w:rPr>
-                <w:rFonts w:hint="eastAsia"/>
                 <w:bCs/>
                 <w:sz w:val="21"/>
                 <w:szCs w:val="21"/>
               </w:rPr>
             </w:pPr>
+            <w:proofErr w:type="gramStart"/>
             <w:r>
               <w:rPr>
                 <w:rFonts w:hint="eastAsia"/>
@@ -716,18 +678,18 @@
               </w:rPr>
               <w:t>岳智凝</w:t>
             </w:r>
+            <w:proofErr w:type="gramEnd"/>
           </w:p>
         </w:tc>
         <w:tc>
           <w:tcPr>
-            <w:tcW w:w="1559" w:type="dxa"/>
+            <w:tcW w:w="1514" w:type="dxa"/>
           </w:tcPr>
           <w:p>
             <w:pPr>
               <w:spacing w:line="360" w:lineRule="auto"/>
               <w:jc w:val="center"/>
               <w:rPr>
-                <w:rFonts w:hint="eastAsia"/>
                 <w:bCs/>
                 <w:sz w:val="21"/>
                 <w:szCs w:val="21"/>
@@ -746,14 +708,13 @@
         </w:tc>
         <w:tc>
           <w:tcPr>
-            <w:tcW w:w="4167" w:type="dxa"/>
+            <w:tcW w:w="4030" w:type="dxa"/>
           </w:tcPr>
           <w:p>
             <w:pPr>
               <w:spacing w:line="360" w:lineRule="auto"/>
               <w:jc w:val="center"/>
               <w:rPr>
-                <w:rFonts w:hint="eastAsia"/>
                 <w:bCs/>
                 <w:sz w:val="21"/>
                 <w:szCs w:val="21"/>
@@ -792,14 +753,13 @@
         </w:trPr>
         <w:tc>
           <w:tcPr>
-            <w:tcW w:w="1526" w:type="dxa"/>
+            <w:tcW w:w="1515" w:type="dxa"/>
           </w:tcPr>
           <w:p>
             <w:pPr>
               <w:spacing w:line="360" w:lineRule="auto"/>
               <w:jc w:val="center"/>
               <w:rPr>
-                <w:rFonts w:hint="eastAsia"/>
                 <w:bCs/>
                 <w:sz w:val="21"/>
                 <w:szCs w:val="21"/>
@@ -818,19 +778,19 @@
         </w:tc>
         <w:tc>
           <w:tcPr>
-            <w:tcW w:w="1276" w:type="dxa"/>
+            <w:tcW w:w="1243" w:type="dxa"/>
           </w:tcPr>
           <w:p>
             <w:pPr>
               <w:spacing w:line="360" w:lineRule="auto"/>
               <w:jc w:val="center"/>
               <w:rPr>
-                <w:rFonts w:hint="eastAsia"/>
                 <w:bCs/>
                 <w:sz w:val="21"/>
                 <w:szCs w:val="21"/>
               </w:rPr>
             </w:pPr>
+            <w:proofErr w:type="gramStart"/>
             <w:r>
               <w:rPr>
                 <w:rFonts w:hint="eastAsia"/>
@@ -840,18 +800,18 @@
               </w:rPr>
               <w:t>赵榆</w:t>
             </w:r>
+            <w:proofErr w:type="gramEnd"/>
           </w:p>
         </w:tc>
         <w:tc>
           <w:tcPr>
-            <w:tcW w:w="1559" w:type="dxa"/>
+            <w:tcW w:w="1514" w:type="dxa"/>
           </w:tcPr>
           <w:p>
             <w:pPr>
               <w:spacing w:line="360" w:lineRule="auto"/>
               <w:jc w:val="center"/>
               <w:rPr>
-                <w:rFonts w:hint="eastAsia"/>
                 <w:bCs/>
                 <w:sz w:val="21"/>
                 <w:szCs w:val="21"/>
@@ -870,14 +830,13 @@
         </w:tc>
         <w:tc>
           <w:tcPr>
-            <w:tcW w:w="4167" w:type="dxa"/>
+            <w:tcW w:w="4030" w:type="dxa"/>
           </w:tcPr>
           <w:p>
             <w:pPr>
               <w:spacing w:line="360" w:lineRule="auto"/>
               <w:jc w:val="center"/>
               <w:rPr>
-                <w:rFonts w:hint="eastAsia"/>
                 <w:bCs/>
                 <w:sz w:val="21"/>
                 <w:szCs w:val="21"/>
@@ -918,136 +877,11 @@
           </w:p>
         </w:tc>
       </w:tr>
-      <w:tr>
-        <w:trPr>
-          <w:jc w:val="center"/>
-        </w:trPr>
-        <w:tc>
-          <w:tcPr>
-            <w:tcW w:w="1526" w:type="dxa"/>
-          </w:tcPr>
-          <w:p>
-            <w:pPr>
-              <w:spacing w:line="360" w:lineRule="auto"/>
-              <w:jc w:val="center"/>
-              <w:rPr>
-                <w:rFonts w:hint="eastAsia"/>
-                <w:bCs/>
-                <w:sz w:val="21"/>
-                <w:szCs w:val="21"/>
-              </w:rPr>
-            </w:pPr>
-            <w:r>
-              <w:rPr>
-                <w:rFonts w:hint="eastAsia"/>
-                <w:bCs/>
-                <w:sz w:val="21"/>
-                <w:szCs w:val="21"/>
-              </w:rPr>
-              <w:t>2320118165</w:t>
-            </w:r>
-          </w:p>
-        </w:tc>
-        <w:tc>
-          <w:tcPr>
-            <w:tcW w:w="1276" w:type="dxa"/>
-          </w:tcPr>
-          <w:p>
-            <w:pPr>
-              <w:spacing w:line="360" w:lineRule="auto"/>
-              <w:jc w:val="center"/>
-              <w:rPr>
-                <w:rFonts w:hint="eastAsia"/>
-                <w:bCs/>
-                <w:sz w:val="21"/>
-                <w:szCs w:val="21"/>
-              </w:rPr>
-            </w:pPr>
-            <w:r>
-              <w:rPr>
-                <w:rFonts w:hint="eastAsia"/>
-                <w:bCs/>
-                <w:sz w:val="21"/>
-                <w:szCs w:val="21"/>
-              </w:rPr>
-              <w:t>钟炜杰</w:t>
-            </w:r>
-          </w:p>
-        </w:tc>
-        <w:tc>
-          <w:tcPr>
-            <w:tcW w:w="1559" w:type="dxa"/>
-          </w:tcPr>
-          <w:p>
-            <w:pPr>
-              <w:spacing w:line="360" w:lineRule="auto"/>
-              <w:jc w:val="center"/>
-              <w:rPr>
-                <w:rFonts w:hint="eastAsia"/>
-                <w:bCs/>
-                <w:sz w:val="21"/>
-                <w:szCs w:val="21"/>
-              </w:rPr>
-            </w:pPr>
-            <w:r>
-              <w:rPr>
-                <w:rFonts w:hint="eastAsia"/>
-                <w:bCs/>
-                <w:sz w:val="21"/>
-                <w:szCs w:val="21"/>
-              </w:rPr>
-              <w:t>测试工程师</w:t>
-            </w:r>
-          </w:p>
-        </w:tc>
-        <w:tc>
-          <w:tcPr>
-            <w:tcW w:w="4167" w:type="dxa"/>
-          </w:tcPr>
-          <w:p>
-            <w:pPr>
-              <w:spacing w:line="360" w:lineRule="auto"/>
-              <w:jc w:val="center"/>
-              <w:rPr>
-                <w:rFonts w:hint="eastAsia"/>
-                <w:bCs/>
-                <w:sz w:val="21"/>
-                <w:szCs w:val="21"/>
-              </w:rPr>
-            </w:pPr>
-            <w:r>
-              <w:rPr>
-                <w:bCs/>
-                <w:sz w:val="21"/>
-                <w:szCs w:val="21"/>
-              </w:rPr>
-              <w:t>全流程测试</w:t>
-            </w:r>
-            <w:r>
-              <w:rPr>
-                <w:bCs/>
-                <w:sz w:val="21"/>
-                <w:szCs w:val="21"/>
-              </w:rPr>
-              <w:t xml:space="preserve"> + </w:t>
-            </w:r>
-            <w:r>
-              <w:rPr>
-                <w:bCs/>
-                <w:sz w:val="21"/>
-                <w:szCs w:val="21"/>
-              </w:rPr>
-              <w:t>文档编写与质量保障</w:t>
-            </w:r>
-          </w:p>
-        </w:tc>
-      </w:tr>
     </w:tbl>
     <w:p>
       <w:pPr>
         <w:jc w:val="center"/>
         <w:rPr>
-          <w:rFonts w:hint="eastAsia"/>
           <w:b/>
           <w:sz w:val="44"/>
           <w:szCs w:val="44"/>
@@ -1055,26 +889,12 @@
       </w:pPr>
     </w:p>
     <w:p>
-      <w:pPr>
-        <w:rPr>
-          <w:rFonts w:hint="eastAsia"/>
-        </w:rPr>
-      </w:pPr>
       <w:bookmarkStart w:id="3" w:name="OLE_LINK4"/>
     </w:p>
-    <w:p>
-      <w:pPr>
-        <w:rPr>
-          <w:rFonts w:hint="eastAsia"/>
-        </w:rPr>
-      </w:pPr>
-    </w:p>
+    <w:p/>
     <w:p>
       <w:pPr>
         <w:pStyle w:val="MonthYear"/>
-        <w:rPr>
-          <w:rFonts w:hint="eastAsia"/>
-        </w:rPr>
       </w:pPr>
       <w:bookmarkStart w:id="4" w:name="_Toc173036973"/>
       <w:r>
@@ -1120,18 +940,11 @@
       </w:r>
     </w:p>
     <w:bookmarkEnd w:id="3"/>
-    <w:p>
-      <w:pPr>
-        <w:rPr>
-          <w:rFonts w:hint="eastAsia"/>
-        </w:rPr>
-      </w:pPr>
-    </w:p>
+    <w:p/>
     <w:p>
       <w:pPr>
         <w:jc w:val="center"/>
         <w:rPr>
-          <w:rFonts w:hint="eastAsia"/>
           <w:b/>
           <w:bCs/>
           <w:sz w:val="32"/>
@@ -1155,7 +968,6 @@
       <w:pPr>
         <w:jc w:val="center"/>
         <w:rPr>
-          <w:rFonts w:hint="eastAsia"/>
           <w:b/>
           <w:bCs/>
           <w:sz w:val="32"/>
@@ -1194,13 +1006,7 @@
         <w:t>录</w:t>
       </w:r>
     </w:p>
-    <w:p>
-      <w:pPr>
-        <w:rPr>
-          <w:rFonts w:hint="eastAsia"/>
-        </w:rPr>
-      </w:pPr>
-    </w:p>
+    <w:p/>
     <w:p>
       <w:pPr>
         <w:pStyle w:val="TOC1"/>
@@ -3085,7 +2891,6 @@
     <w:p>
       <w:pPr>
         <w:rPr>
-          <w:rFonts w:hint="eastAsia"/>
           <w:b/>
           <w:bCs/>
           <w:color w:val="000000"/>
@@ -3101,7 +2906,6 @@
     <w:p>
       <w:pPr>
         <w:rPr>
-          <w:rFonts w:hint="eastAsia"/>
           <w:b/>
           <w:bCs/>
           <w:color w:val="000000"/>
@@ -3112,7 +2916,6 @@
     <w:p>
       <w:pPr>
         <w:rPr>
-          <w:rFonts w:hint="eastAsia"/>
           <w:b/>
           <w:bCs/>
           <w:color w:val="000000"/>
@@ -3152,6 +2955,9 @@
           <w:tab w:val="left" w:pos="390"/>
         </w:tabs>
         <w:spacing w:before="0" w:after="0" w:line="360" w:lineRule="auto"/>
+        <w:rPr>
+          <w:rFonts w:hint="eastAsia"/>
+        </w:rPr>
       </w:pPr>
       <w:bookmarkStart w:id="10" w:name="_Toc224119555"/>
       <w:bookmarkEnd w:id="8"/>
@@ -3208,9 +3014,6 @@
           <w:ilvl w:val="0"/>
           <w:numId w:val="11"/>
         </w:numPr>
-        <w:rPr>
-          <w:rFonts w:hint="eastAsia"/>
-        </w:rPr>
       </w:pPr>
       <w:r>
         <w:rPr>
@@ -3225,9 +3028,6 @@
           <w:ilvl w:val="0"/>
           <w:numId w:val="11"/>
         </w:numPr>
-        <w:rPr>
-          <w:rFonts w:hint="eastAsia"/>
-        </w:rPr>
       </w:pPr>
       <w:r>
         <w:rPr>
@@ -3248,9 +3048,6 @@
           <w:ilvl w:val="0"/>
           <w:numId w:val="11"/>
         </w:numPr>
-        <w:rPr>
-          <w:rFonts w:hint="eastAsia"/>
-        </w:rPr>
       </w:pPr>
       <w:r>
         <w:rPr>
@@ -3331,7 +3128,7 @@
     <w:p>
       <w:pPr>
         <w:rPr>
-          <w:rFonts w:ascii="Verdana" w:hAnsi="Verdana" w:hint="eastAsia"/>
+          <w:rFonts w:ascii="Verdana" w:hAnsi="Verdana"/>
           <w:kern w:val="0"/>
           <w:sz w:val="20"/>
           <w:szCs w:val="20"/>
@@ -3439,6 +3236,7 @@
       </w:pPr>
       <w:bookmarkStart w:id="13" w:name="_Toc236038113"/>
       <w:bookmarkStart w:id="14" w:name="_Toc224119558"/>
+      <w:proofErr w:type="spellStart"/>
       <w:r>
         <w:rPr>
           <w:sz w:val="28"/>
@@ -3448,6 +3246,7 @@
       </w:r>
       <w:bookmarkEnd w:id="13"/>
       <w:bookmarkEnd w:id="14"/>
+      <w:proofErr w:type="spellEnd"/>
     </w:p>
     <w:p>
       <w:pPr>
@@ -3481,9 +3280,6 @@
       <w:pPr>
         <w:spacing w:line="360" w:lineRule="auto"/>
         <w:jc w:val="center"/>
-        <w:rPr>
-          <w:rFonts w:hint="eastAsia"/>
-        </w:rPr>
       </w:pPr>
       <w:r>
         <w:t>表</w:t>
@@ -3520,7 +3316,6 @@
           <w:p>
             <w:pPr>
               <w:rPr>
-                <w:rFonts w:hint="eastAsia"/>
                 <w:b/>
                 <w:bCs/>
               </w:rPr>
@@ -3546,7 +3341,6 @@
           <w:p>
             <w:pPr>
               <w:rPr>
-                <w:rFonts w:hint="eastAsia"/>
                 <w:b/>
                 <w:bCs/>
               </w:rPr>
@@ -3571,11 +3365,6 @@
             </w:tcBorders>
           </w:tcPr>
           <w:p>
-            <w:pPr>
-              <w:rPr>
-                <w:rFonts w:hint="eastAsia"/>
-              </w:rPr>
-            </w:pPr>
             <w:r>
               <w:rPr>
                 <w:rFonts w:hint="eastAsia"/>
@@ -3592,11 +3381,6 @@
             </w:tcBorders>
           </w:tcPr>
           <w:p>
-            <w:pPr>
-              <w:rPr>
-                <w:rFonts w:hint="eastAsia"/>
-              </w:rPr>
-            </w:pPr>
             <w:r>
               <w:t>成功交付项目，获得完整的项目实战经验，提升个人技术能力与团队协作水平。</w:t>
             </w:r>
@@ -3609,11 +3393,6 @@
             <w:tcW w:w="2235" w:type="dxa"/>
           </w:tcPr>
           <w:p>
-            <w:pPr>
-              <w:rPr>
-                <w:rFonts w:hint="eastAsia"/>
-              </w:rPr>
-            </w:pPr>
             <w:r>
               <w:rPr>
                 <w:rFonts w:hint="eastAsia"/>
@@ -3627,11 +3406,6 @@
             <w:tcW w:w="6293" w:type="dxa"/>
           </w:tcPr>
           <w:p>
-            <w:pPr>
-              <w:rPr>
-                <w:rFonts w:hint="eastAsia"/>
-              </w:rPr>
-            </w:pPr>
             <w:r>
               <w:t>关注项目进度与交付质量，引导我们解决实际问题，培养工程化思维。</w:t>
             </w:r>
@@ -3644,11 +3418,6 @@
             <w:tcW w:w="2235" w:type="dxa"/>
           </w:tcPr>
           <w:p>
-            <w:pPr>
-              <w:rPr>
-                <w:rFonts w:hint="eastAsia"/>
-              </w:rPr>
-            </w:pPr>
             <w:r>
               <w:rPr>
                 <w:rFonts w:hint="eastAsia"/>
@@ -3662,11 +3431,6 @@
             <w:tcW w:w="6293" w:type="dxa"/>
           </w:tcPr>
           <w:p>
-            <w:pPr>
-              <w:rPr>
-                <w:rFonts w:hint="eastAsia"/>
-              </w:rPr>
-            </w:pPr>
             <w:r>
               <w:t>打卡流程简单快捷，请假申请一目了然，能随时查看自己的考勤记录，确保数据准确。</w:t>
             </w:r>
@@ -3679,11 +3443,6 @@
             <w:tcW w:w="2235" w:type="dxa"/>
           </w:tcPr>
           <w:p>
-            <w:pPr>
-              <w:rPr>
-                <w:rFonts w:hint="eastAsia"/>
-              </w:rPr>
-            </w:pPr>
             <w:r>
               <w:rPr>
                 <w:rFonts w:hint="eastAsia"/>
@@ -3703,11 +3462,6 @@
             <w:tcW w:w="6293" w:type="dxa"/>
           </w:tcPr>
           <w:p>
-            <w:pPr>
-              <w:rPr>
-                <w:rFonts w:hint="eastAsia"/>
-              </w:rPr>
-            </w:pPr>
             <w:r>
               <w:t>能够根据公司政策灵活配置考勤规则，实时掌握部门出勤情况，高效审批流程，并能一键生成报表用于薪酬核算。</w:t>
             </w:r>
@@ -3720,11 +3474,6 @@
             <w:tcW w:w="2235" w:type="dxa"/>
           </w:tcPr>
           <w:p>
-            <w:pPr>
-              <w:rPr>
-                <w:rFonts w:hint="eastAsia"/>
-              </w:rPr>
-            </w:pPr>
             <w:r>
               <w:rPr>
                 <w:rFonts w:hint="eastAsia"/>
@@ -3738,11 +3487,6 @@
             <w:tcW w:w="6293" w:type="dxa"/>
           </w:tcPr>
           <w:p>
-            <w:pPr>
-              <w:rPr>
-                <w:rFonts w:hint="eastAsia"/>
-              </w:rPr>
-            </w:pPr>
             <w:r>
               <w:t>系统运行稳定、数据安全可靠、后台管理便捷，能够轻松应对日常维护需求。</w:t>
             </w:r>
@@ -3750,13 +3494,7 @@
         </w:tc>
       </w:tr>
     </w:tbl>
-    <w:p>
-      <w:pPr>
-        <w:rPr>
-          <w:rFonts w:hint="eastAsia"/>
-        </w:rPr>
-      </w:pPr>
-    </w:p>
+    <w:p/>
     <w:p>
       <w:pPr>
         <w:numPr>
@@ -3774,9 +3512,6 @@
     <w:p>
       <w:pPr>
         <w:ind w:left="480"/>
-        <w:rPr>
-          <w:rFonts w:hint="eastAsia"/>
-        </w:rPr>
       </w:pPr>
     </w:p>
     <w:p>
@@ -3784,7 +3519,15 @@
         <w:ind w:left="480"/>
       </w:pPr>
       <w:r>
-        <w:t>系统仅设置一级核心导航菜单，在侧边栏固定展示，无复杂二级子菜单，</w:t>
+        <w:t>系统仅设置一级核心导航菜单，在侧</w:t>
+      </w:r>
+      <w:proofErr w:type="gramStart"/>
+      <w:r>
+        <w:t>边栏固定</w:t>
+      </w:r>
+      <w:proofErr w:type="gramEnd"/>
+      <w:r>
+        <w:t>展示，无复杂二级子菜单，</w:t>
       </w:r>
       <w:r>
         <w:t xml:space="preserve"> </w:t>
@@ -3806,9 +3549,6 @@
     <w:p>
       <w:pPr>
         <w:ind w:left="480"/>
-        <w:rPr>
-          <w:rFonts w:hint="eastAsia"/>
-        </w:rPr>
       </w:pPr>
     </w:p>
     <w:p>
@@ -3877,9 +3617,6 @@
     <w:p>
       <w:pPr>
         <w:ind w:left="480"/>
-        <w:rPr>
-          <w:rFonts w:hint="eastAsia"/>
-        </w:rPr>
       </w:pPr>
     </w:p>
     <w:p>
@@ -3899,9 +3636,6 @@
     <w:p>
       <w:pPr>
         <w:ind w:left="480"/>
-        <w:rPr>
-          <w:rFonts w:hint="eastAsia"/>
-        </w:rPr>
       </w:pPr>
     </w:p>
     <w:p>
@@ -3949,7 +3683,15 @@
         <w:t>→</w:t>
       </w:r>
       <w:r>
-        <w:t>点击侧边栏一级导航</w:t>
+        <w:t>点击</w:t>
+      </w:r>
+      <w:proofErr w:type="gramStart"/>
+      <w:r>
+        <w:t>侧边栏一级</w:t>
+      </w:r>
+      <w:proofErr w:type="gramEnd"/>
+      <w:r>
+        <w:t>导航</w:t>
       </w:r>
       <w:r>
         <w:t>→</w:t>
@@ -4177,9 +3919,6 @@
     <w:p>
       <w:pPr>
         <w:ind w:left="480"/>
-        <w:rPr>
-          <w:rFonts w:hint="eastAsia"/>
-        </w:rPr>
       </w:pPr>
     </w:p>
     <w:p>
@@ -4260,8 +3999,13 @@
         <w:t xml:space="preserve"> </w:t>
       </w:r>
       <w:r>
-        <w:t>部门负责人：可见【首页】【我的考勤】【数据查看】；拥有普通员工全部权</w:t>
-      </w:r>
+        <w:t>部门负责人：可见【首页】【我的考勤】【数据查看】；拥有普通员工</w:t>
+      </w:r>
+      <w:proofErr w:type="gramStart"/>
+      <w:r>
+        <w:t>全部权</w:t>
+      </w:r>
+      <w:proofErr w:type="gramEnd"/>
       <w:r>
         <w:t xml:space="preserve"> </w:t>
       </w:r>
@@ -4284,8 +4028,13 @@
         <w:t xml:space="preserve">HR+ </w:t>
       </w:r>
       <w:r>
-        <w:t>企业负责人）：可见全部四大导航模块；拥有部门负责人全部权</w:t>
-      </w:r>
+        <w:t>企业负责人）：可见全部四大导航模块；拥有部门负责人</w:t>
+      </w:r>
+      <w:proofErr w:type="gramStart"/>
+      <w:r>
+        <w:t>全部权</w:t>
+      </w:r>
+      <w:proofErr w:type="gramEnd"/>
       <w:r>
         <w:t xml:space="preserve"> </w:t>
       </w:r>
@@ -4303,13 +4052,7 @@
         <w:t>业整体考勤数据，满足课程项目中全流程管理的基础需求。</w:t>
       </w:r>
     </w:p>
-    <w:p>
-      <w:pPr>
-        <w:rPr>
-          <w:rFonts w:hint="eastAsia"/>
-        </w:rPr>
-      </w:pPr>
-    </w:p>
+    <w:p/>
     <w:p>
       <w:pPr>
         <w:pStyle w:val="1"/>
@@ -4322,6 +4065,7 @@
         </w:tabs>
         <w:spacing w:before="0" w:after="0" w:line="360" w:lineRule="auto"/>
         <w:rPr>
+          <w:rFonts w:hint="eastAsia"/>
           <w:szCs w:val="32"/>
         </w:rPr>
       </w:pPr>
@@ -4560,15 +4304,26 @@
     <w:p>
       <w:pPr>
         <w:ind w:firstLineChars="200" w:firstLine="480"/>
-        <w:rPr>
-          <w:rFonts w:hint="eastAsia"/>
-        </w:rPr>
-      </w:pPr>
-      <w:r>
-        <w:rPr>
-          <w:rFonts w:hint="eastAsia"/>
-        </w:rPr>
-        <w:t>在技术选型上，我们倾向于选择市场应用广泛、社区活跃、学习资源丰富的成熟技术栈，以降低开发风险，保证项目顺利进行。</w:t>
+      </w:pPr>
+      <w:r>
+        <w:rPr>
+          <w:rFonts w:hint="eastAsia"/>
+        </w:rPr>
+        <w:t>在技术选型上，我们倾向于选择市场应用广泛、社区活跃、学习资源丰富的成熟技术</w:t>
+      </w:r>
+      <w:proofErr w:type="gramStart"/>
+      <w:r>
+        <w:rPr>
+          <w:rFonts w:hint="eastAsia"/>
+        </w:rPr>
+        <w:t>栈</w:t>
+      </w:r>
+      <w:proofErr w:type="gramEnd"/>
+      <w:r>
+        <w:rPr>
+          <w:rFonts w:hint="eastAsia"/>
+        </w:rPr>
+        <w:t>，以降低开发风险，保证项目顺利进行。</w:t>
       </w:r>
     </w:p>
     <w:p>
@@ -4577,9 +4332,6 @@
           <w:ilvl w:val="0"/>
           <w:numId w:val="13"/>
         </w:numPr>
-        <w:rPr>
-          <w:rFonts w:hint="eastAsia"/>
-        </w:rPr>
       </w:pPr>
       <w:r>
         <w:rPr>
@@ -4635,7 +4387,21 @@
         <w:rPr>
           <w:rFonts w:hint="eastAsia"/>
         </w:rPr>
-        <w:t>) + ECharts (</w:t>
+        <w:t xml:space="preserve">) + </w:t>
+      </w:r>
+      <w:proofErr w:type="spellStart"/>
+      <w:r>
+        <w:rPr>
+          <w:rFonts w:hint="eastAsia"/>
+        </w:rPr>
+        <w:t>ECharts</w:t>
+      </w:r>
+      <w:proofErr w:type="spellEnd"/>
+      <w:r>
+        <w:rPr>
+          <w:rFonts w:hint="eastAsia"/>
+        </w:rPr>
+        <w:t xml:space="preserve"> (</w:t>
       </w:r>
       <w:r>
         <w:rPr>
@@ -4717,7 +4483,21 @@
         <w:rPr>
           <w:rFonts w:hint="eastAsia"/>
         </w:rPr>
-        <w:t>) + JPA/MyBatis (</w:t>
+        <w:t>) + JPA/</w:t>
+      </w:r>
+      <w:proofErr w:type="spellStart"/>
+      <w:r>
+        <w:rPr>
+          <w:rFonts w:hint="eastAsia"/>
+        </w:rPr>
+        <w:t>MyBatis</w:t>
+      </w:r>
+      <w:proofErr w:type="spellEnd"/>
+      <w:r>
+        <w:rPr>
+          <w:rFonts w:hint="eastAsia"/>
+        </w:rPr>
+        <w:t xml:space="preserve"> (</w:t>
       </w:r>
       <w:r>
         <w:rPr>
@@ -4871,7 +4651,21 @@
         <w:rPr>
           <w:rFonts w:hint="eastAsia"/>
         </w:rPr>
-        <w:t>Git + Gitee (</w:t>
+        <w:t xml:space="preserve">Git + </w:t>
+      </w:r>
+      <w:proofErr w:type="spellStart"/>
+      <w:r>
+        <w:rPr>
+          <w:rFonts w:hint="eastAsia"/>
+        </w:rPr>
+        <w:t>Gitee</w:t>
+      </w:r>
+      <w:proofErr w:type="spellEnd"/>
+      <w:r>
+        <w:rPr>
+          <w:rFonts w:hint="eastAsia"/>
+        </w:rPr>
+        <w:t xml:space="preserve"> (</w:t>
       </w:r>
       <w:r>
         <w:rPr>
@@ -4928,13 +4722,7 @@
         <w:t>项目一起部署。</w:t>
       </w:r>
     </w:p>
-    <w:p>
-      <w:pPr>
-        <w:rPr>
-          <w:rFonts w:hint="eastAsia"/>
-        </w:rPr>
-      </w:pPr>
-    </w:p>
+    <w:p/>
     <w:p>
       <w:pPr>
         <w:pStyle w:val="2"/>
@@ -5098,7 +4886,15 @@
         <w:t>)</w:t>
       </w:r>
       <w:r>
-        <w:t>：集中开发最核心的模块，包括员工管理、登录认证、基于位置的打卡功能及基础防作弊逻辑。</w:t>
+        <w:t>：集中开发</w:t>
+      </w:r>
+      <w:proofErr w:type="gramStart"/>
+      <w:r>
+        <w:t>最</w:t>
+      </w:r>
+      <w:proofErr w:type="gramEnd"/>
+      <w:r>
+        <w:t>核心的模块，包括员工管理、登录认证、基于位置的打卡功能及基础防作弊逻辑。</w:t>
       </w:r>
     </w:p>
     <w:p>
@@ -5269,9 +5065,6 @@
     <w:p>
       <w:pPr>
         <w:spacing w:line="360" w:lineRule="auto"/>
-        <w:rPr>
-          <w:rFonts w:hint="eastAsia"/>
-        </w:rPr>
       </w:pPr>
     </w:p>
     <w:p>
@@ -5371,7 +5164,15 @@
         <w:t>测试工具</w:t>
       </w:r>
       <w:r>
-        <w:t>), Navicat (</w:t>
+        <w:t xml:space="preserve">), </w:t>
+      </w:r>
+      <w:proofErr w:type="spellStart"/>
+      <w:r>
+        <w:t>Navicat</w:t>
+      </w:r>
+      <w:proofErr w:type="spellEnd"/>
+      <w:r>
+        <w:t xml:space="preserve"> (</w:t>
       </w:r>
       <w:r>
         <w:t>数据库管理工具</w:t>
@@ -5481,6 +5282,9 @@
           <w:tab w:val="left" w:pos="390"/>
         </w:tabs>
         <w:spacing w:before="0" w:after="0" w:line="360" w:lineRule="auto"/>
+        <w:rPr>
+          <w:rFonts w:hint="eastAsia"/>
+        </w:rPr>
       </w:pPr>
       <w:bookmarkStart w:id="21" w:name="_Toc224119564"/>
       <w:r>
@@ -5627,16 +5431,18 @@
         <w:t>：传统设备难以适应弹性工作制、居家办公等现代工作模式，无法满足企业多样化管理需求。</w:t>
       </w:r>
     </w:p>
-    <w:p>
-      <w:pPr>
-        <w:rPr>
-          <w:rFonts w:hint="eastAsia"/>
-        </w:rPr>
-      </w:pPr>
-    </w:p>
-    <w:p>
-      <w:r>
-        <w:t>因此，开发一套</w:t>
+    <w:p/>
+    <w:p>
+      <w:r>
+        <w:t>因此，开发</w:t>
+      </w:r>
+      <w:proofErr w:type="gramStart"/>
+      <w:r>
+        <w:t>一</w:t>
+      </w:r>
+      <w:proofErr w:type="gramEnd"/>
+      <w:r>
+        <w:t>套</w:t>
       </w:r>
       <w:r>
         <w:rPr>
@@ -5659,7 +5465,6 @@
       <w:pPr>
         <w:spacing w:line="360" w:lineRule="auto"/>
         <w:rPr>
-          <w:rFonts w:hint="eastAsia"/>
           <w:iCs/>
           <w:color w:val="0000FF"/>
           <w:u w:val="single"/>
@@ -5707,7 +5512,6 @@
     <w:p>
       <w:pPr>
         <w:rPr>
-          <w:rFonts w:hint="eastAsia"/>
           <w:i/>
           <w:color w:val="0000FF"/>
           <w:u w:val="single"/>
@@ -5815,17 +5619,41 @@
           <w:b/>
           <w:bCs/>
         </w:rPr>
-        <w:t>经济性为考量</w:t>
-      </w:r>
-      <w:r>
-        <w:t>：所有技术选型均基于开源或免费方案，力求在满足需求的前提下，将开发和运维成本降到最低。</w:t>
+        <w:t>经济性为</w:t>
+      </w:r>
+      <w:proofErr w:type="gramStart"/>
+      <w:r>
+        <w:rPr>
+          <w:b/>
+          <w:bCs/>
+        </w:rPr>
+        <w:t>考量</w:t>
+      </w:r>
+      <w:proofErr w:type="gramEnd"/>
+      <w:r>
+        <w:t>：所有技术</w:t>
+      </w:r>
+      <w:proofErr w:type="gramStart"/>
+      <w:r>
+        <w:t>选型均</w:t>
+      </w:r>
+      <w:proofErr w:type="gramEnd"/>
+      <w:r>
+        <w:t>基于开源或免费方案，力求在满足需求的前提下，将开发和运</w:t>
+      </w:r>
+      <w:proofErr w:type="gramStart"/>
+      <w:r>
+        <w:t>维成本</w:t>
+      </w:r>
+      <w:proofErr w:type="gramEnd"/>
+      <w:r>
+        <w:t>降到最低。</w:t>
       </w:r>
     </w:p>
     <w:p>
       <w:pPr>
         <w:spacing w:line="360" w:lineRule="auto"/>
         <w:rPr>
-          <w:rFonts w:hint="eastAsia"/>
           <w:i/>
           <w:color w:val="0000FF"/>
           <w:u w:val="single"/>
@@ -5845,7 +5673,7 @@
         <w:spacing w:before="0" w:after="0" w:line="360" w:lineRule="auto"/>
         <w:ind w:left="880" w:hanging="440"/>
         <w:rPr>
-          <w:rFonts w:ascii="Times New Roman" w:eastAsia="宋体" w:hAnsi="Times New Roman" w:hint="eastAsia"/>
+          <w:rFonts w:ascii="Times New Roman" w:eastAsia="宋体" w:hAnsi="Times New Roman"/>
           <w:sz w:val="28"/>
           <w:szCs w:val="28"/>
         </w:rPr>
@@ -5903,7 +5731,6 @@
             <w:pPr>
               <w:spacing w:line="360" w:lineRule="auto"/>
               <w:rPr>
-                <w:rFonts w:hint="eastAsia"/>
                 <w:b/>
                 <w:bCs/>
                 <w:lang w:val="zh-CN"/>
@@ -5941,7 +5768,6 @@
             <w:pPr>
               <w:spacing w:line="360" w:lineRule="auto"/>
               <w:rPr>
-                <w:rFonts w:hint="eastAsia"/>
                 <w:b/>
                 <w:bCs/>
                 <w:lang w:val="zh-CN"/>
@@ -5984,7 +5810,6 @@
               </w:numPr>
               <w:spacing w:line="360" w:lineRule="auto"/>
               <w:rPr>
-                <w:rFonts w:hint="eastAsia"/>
                 <w:lang w:val="zh-CN"/>
               </w:rPr>
             </w:pPr>
@@ -6015,7 +5840,6 @@
               </w:numPr>
               <w:spacing w:line="360" w:lineRule="auto"/>
               <w:rPr>
-                <w:rFonts w:hint="eastAsia"/>
                 <w:lang w:val="zh-CN"/>
               </w:rPr>
             </w:pPr>
@@ -6048,7 +5872,6 @@
               </w:numPr>
               <w:spacing w:line="360" w:lineRule="auto"/>
               <w:rPr>
-                <w:rFonts w:hint="eastAsia"/>
                 <w:lang w:val="zh-CN"/>
               </w:rPr>
             </w:pPr>
@@ -6079,7 +5902,6 @@
               </w:numPr>
               <w:spacing w:line="360" w:lineRule="auto"/>
               <w:rPr>
-                <w:rFonts w:hint="eastAsia"/>
                 <w:lang w:val="zh-CN"/>
               </w:rPr>
             </w:pPr>
@@ -6119,7 +5941,6 @@
               </w:numPr>
               <w:spacing w:line="360" w:lineRule="auto"/>
               <w:rPr>
-                <w:rFonts w:hint="eastAsia"/>
                 <w:lang w:val="zh-CN"/>
               </w:rPr>
             </w:pPr>
@@ -6131,7 +5952,15 @@
               <w:t>成本低廉</w:t>
             </w:r>
             <w:r>
-              <w:t>：完全基于开源技术栈，没有任何额外的软件采购成本。</w:t>
+              <w:t>：完全基于开源技术</w:t>
+            </w:r>
+            <w:proofErr w:type="gramStart"/>
+            <w:r>
+              <w:t>栈</w:t>
+            </w:r>
+            <w:proofErr w:type="gramEnd"/>
+            <w:r>
+              <w:t>，没有任何额外的软件采购成本。</w:t>
             </w:r>
           </w:p>
         </w:tc>
@@ -6151,7 +5980,6 @@
               </w:numPr>
               <w:spacing w:line="360" w:lineRule="auto"/>
               <w:rPr>
-                <w:rFonts w:hint="eastAsia"/>
                 <w:lang w:val="zh-CN"/>
               </w:rPr>
             </w:pPr>
@@ -6188,7 +6016,6 @@
             <w:pPr>
               <w:spacing w:line="360" w:lineRule="auto"/>
               <w:rPr>
-                <w:rFonts w:hint="eastAsia"/>
                 <w:b/>
                 <w:bCs/>
                 <w:lang w:val="zh-CN"/>
@@ -6227,7 +6054,6 @@
             <w:pPr>
               <w:spacing w:line="360" w:lineRule="auto"/>
               <w:rPr>
-                <w:rFonts w:hint="eastAsia"/>
                 <w:b/>
                 <w:bCs/>
                 <w:lang w:val="zh-CN"/>
@@ -6271,7 +6097,6 @@
               </w:numPr>
               <w:spacing w:line="360" w:lineRule="auto"/>
               <w:rPr>
-                <w:rFonts w:hint="eastAsia"/>
                 <w:lang w:val="zh-CN"/>
               </w:rPr>
             </w:pPr>
@@ -6303,7 +6128,6 @@
               </w:numPr>
               <w:spacing w:line="360" w:lineRule="auto"/>
               <w:rPr>
-                <w:rFonts w:hint="eastAsia"/>
                 <w:lang w:val="zh-CN"/>
               </w:rPr>
             </w:pPr>
@@ -6342,7 +6166,6 @@
               </w:numPr>
               <w:spacing w:line="360" w:lineRule="auto"/>
               <w:rPr>
-                <w:rFonts w:hint="eastAsia"/>
                 <w:lang w:val="zh-CN"/>
               </w:rPr>
             </w:pPr>
@@ -6373,7 +6196,6 @@
               </w:numPr>
               <w:spacing w:line="360" w:lineRule="auto"/>
               <w:rPr>
-                <w:rFonts w:hint="eastAsia"/>
                 <w:lang w:val="zh-CN"/>
               </w:rPr>
             </w:pPr>
@@ -6407,7 +6229,6 @@
               </w:numPr>
               <w:spacing w:line="360" w:lineRule="auto"/>
               <w:rPr>
-                <w:rFonts w:hint="eastAsia"/>
                 <w:lang w:val="zh-CN"/>
               </w:rPr>
             </w:pPr>
@@ -6443,7 +6264,6 @@
               </w:numPr>
               <w:spacing w:line="360" w:lineRule="auto"/>
               <w:rPr>
-                <w:rFonts w:hint="eastAsia"/>
                 <w:lang w:val="zh-CN"/>
               </w:rPr>
             </w:pPr>
@@ -6476,7 +6296,6 @@
       <w:pPr>
         <w:spacing w:line="360" w:lineRule="auto"/>
         <w:rPr>
-          <w:rFonts w:hint="eastAsia"/>
           <w:lang w:val="zh-CN"/>
         </w:rPr>
       </w:pPr>
@@ -6521,7 +6340,15 @@
     <w:p/>
     <w:p>
       <w:r>
-        <w:t>我们对选定的技术栈进行了评估，认为其在团队可掌握范围内：</w:t>
+        <w:t>我们对选定的技术</w:t>
+      </w:r>
+      <w:proofErr w:type="gramStart"/>
+      <w:r>
+        <w:t>栈</w:t>
+      </w:r>
+      <w:proofErr w:type="gramEnd"/>
+      <w:r>
+        <w:t>进行了评估，认为其在团队可掌握范围内：</w:t>
       </w:r>
     </w:p>
     <w:p>
@@ -6553,9 +6380,11 @@
       <w:r>
         <w:t>的组合是当前主流，有大量成熟案例和中文文档。</w:t>
       </w:r>
+      <w:proofErr w:type="spellStart"/>
       <w:r>
         <w:t>ECharts</w:t>
       </w:r>
+      <w:proofErr w:type="spellEnd"/>
       <w:r>
         <w:t>的图表封装度很高，能快速实现数据可视化。高德地图</w:t>
       </w:r>
@@ -6602,8 +6431,13 @@
         <w:t>理念能让我们快速搭建起项目骨架。</w:t>
       </w:r>
       <w:r>
-        <w:t>JPA/MyBatis</w:t>
-      </w:r>
+        <w:t>JPA/</w:t>
+      </w:r>
+      <w:proofErr w:type="spellStart"/>
+      <w:r>
+        <w:t>MyBatis</w:t>
+      </w:r>
+      <w:proofErr w:type="spellEnd"/>
       <w:r>
         <w:t>的操作方式经过学习完全可以掌握。地理位置验证本质上是通过后端计算打卡坐标与公司坐标的距离，算法逻辑清晰，实现难度低。</w:t>
       </w:r>
@@ -6632,13 +6466,7 @@
         <w:t>是我们课程中重点学习过的，对于本项目的数据量和并发量，其性能完全足够。</w:t>
       </w:r>
     </w:p>
-    <w:p>
-      <w:pPr>
-        <w:rPr>
-          <w:rFonts w:hint="eastAsia"/>
-        </w:rPr>
-      </w:pPr>
-    </w:p>
+    <w:p/>
     <w:p>
       <w:r>
         <w:t>综上，所有技术点均有成熟的学习路径和解决方案，技术风险可控，技术可行性高。</w:t>
@@ -6647,9 +6475,6 @@
     <w:p>
       <w:pPr>
         <w:spacing w:line="360" w:lineRule="auto"/>
-        <w:rPr>
-          <w:rFonts w:hint="eastAsia"/>
-        </w:rPr>
       </w:pPr>
     </w:p>
     <w:p>
@@ -6705,7 +6530,6 @@
         </w:numPr>
         <w:spacing w:line="360" w:lineRule="auto"/>
         <w:rPr>
-          <w:rFonts w:hint="eastAsia"/>
           <w:lang w:val="zh-CN"/>
         </w:rPr>
       </w:pPr>
@@ -6804,7 +6628,6 @@
         </w:numPr>
         <w:spacing w:line="360" w:lineRule="auto"/>
         <w:rPr>
-          <w:rFonts w:hint="eastAsia"/>
           <w:lang w:val="zh-CN"/>
         </w:rPr>
       </w:pPr>
@@ -6856,7 +6679,6 @@
         </w:numPr>
         <w:spacing w:line="360" w:lineRule="auto"/>
         <w:rPr>
-          <w:rFonts w:hint="eastAsia"/>
           <w:lang w:val="zh-CN"/>
         </w:rPr>
       </w:pPr>
@@ -6889,7 +6711,6 @@
       <w:pPr>
         <w:spacing w:line="360" w:lineRule="auto"/>
         <w:rPr>
-          <w:rFonts w:hint="eastAsia"/>
           <w:lang w:val="zh-CN"/>
         </w:rPr>
       </w:pPr>
@@ -6914,7 +6735,6 @@
       <w:pPr>
         <w:spacing w:line="360" w:lineRule="auto"/>
         <w:rPr>
-          <w:rFonts w:hint="eastAsia"/>
           <w:lang w:val="zh-CN"/>
         </w:rPr>
       </w:pPr>
@@ -6959,7 +6779,7 @@
     <w:p>
       <w:pPr>
         <w:rPr>
-          <w:rFonts w:ascii="Verdana" w:hAnsi="Verdana" w:hint="eastAsia"/>
+          <w:rFonts w:ascii="Verdana" w:hAnsi="Verdana"/>
           <w:kern w:val="0"/>
           <w:sz w:val="20"/>
           <w:szCs w:val="20"/>
@@ -6972,9 +6792,6 @@
           <w:ilvl w:val="0"/>
           <w:numId w:val="20"/>
         </w:numPr>
-        <w:rPr>
-          <w:rFonts w:hint="eastAsia"/>
-        </w:rPr>
       </w:pPr>
       <w:r>
         <w:rPr>
@@ -7013,7 +6830,21 @@
         <w:rPr>
           <w:rFonts w:hint="eastAsia"/>
         </w:rPr>
-        <w:t>，通过手机或电脑浏览器即可完成打卡、申请等操作，界面友好，几乎零学习成本。</w:t>
+        <w:t>，通过手机或电脑浏览器即可完成打卡、申请等操作，界面友好，几乎</w:t>
+      </w:r>
+      <w:proofErr w:type="gramStart"/>
+      <w:r>
+        <w:rPr>
+          <w:rFonts w:hint="eastAsia"/>
+        </w:rPr>
+        <w:t>零学习</w:t>
+      </w:r>
+      <w:proofErr w:type="gramEnd"/>
+      <w:r>
+        <w:rPr>
+          <w:rFonts w:hint="eastAsia"/>
+        </w:rPr>
+        <w:t>成本。</w:t>
       </w:r>
     </w:p>
     <w:p>
@@ -7022,9 +6853,6 @@
           <w:ilvl w:val="0"/>
           <w:numId w:val="20"/>
         </w:numPr>
-        <w:rPr>
-          <w:rFonts w:hint="eastAsia"/>
-        </w:rPr>
       </w:pPr>
       <w:r>
         <w:rPr>
@@ -7069,9 +6897,6 @@
           <w:ilvl w:val="0"/>
           <w:numId w:val="20"/>
         </w:numPr>
-        <w:rPr>
-          <w:rFonts w:hint="eastAsia"/>
-        </w:rPr>
       </w:pPr>
       <w:r>
         <w:rPr>
@@ -7128,7 +6953,6 @@
     <w:p>
       <w:pPr>
         <w:rPr>
-          <w:rFonts w:hint="eastAsia"/>
           <w:b/>
           <w:bCs/>
         </w:rPr>
@@ -7156,7 +6980,7 @@
 </file>
 
 <file path=word/endnotes.xml><?xml version="1.0" encoding="utf-8"?>
-<w:endnotes xmlns:wpc="http://schemas.microsoft.com/office/word/2010/wordprocessingCanvas" xmlns:cx="http://schemas.microsoft.com/office/drawing/2014/chartex" xmlns:cx1="http://schemas.microsoft.com/office/drawing/2015/9/8/chartex" xmlns:cx2="http://schemas.microsoft.com/office/drawing/2015/10/21/chartex" xmlns:cx3="http://schemas.microsoft.com/office/drawing/2016/5/9/chartex" xmlns:cx4="http://schemas.microsoft.com/office/drawing/2016/5/10/chartex" xmlns:cx5="http://schemas.microsoft.com/office/drawing/2016/5/11/chartex" xmlns:cx6="http://schemas.microsoft.com/office/drawing/2016/5/12/chartex" xmlns:cx7="http://schemas.microsoft.com/office/drawing/2016/5/13/chartex" xmlns:cx8="http://schemas.microsoft.com/office/drawing/2016/5/14/chartex" xmlns:mc="http://schemas.openxmlformats.org/markup-compatibility/2006" xmlns:aink="http://schemas.microsoft.com/office/drawing/2016/ink" xmlns:am3d="http://schemas.microsoft.com/office/drawing/2017/model3d" xmlns:o="urn:schemas-microsoft-com:office:office" xmlns:oel="http://schemas.microsoft.com/office/2019/extlst" xmlns:r="http://schemas.openxmlformats.org/officeDocument/2006/relationships" xmlns:m="http://schemas.openxmlformats.org/officeDocument/2006/math" xmlns:v="urn:schemas-microsoft-com:vml" xmlns:wp14="http://schemas.microsoft.com/office/word/2010/wordprocessingDrawing" xmlns:wp="http://schemas.openxmlformats.org/drawingml/2006/wordprocessingDrawing" xmlns:w10="urn:schemas-microsoft-com:office:word" xmlns:w="http://schemas.openxmlformats.org/wordprocessingml/2006/main" xmlns:w14="http://schemas.microsoft.com/office/word/2010/wordml" xmlns:w15="http://schemas.microsoft.com/office/word/2012/wordml" xmlns:w16cex="http://schemas.microsoft.com/office/word/2018/wordml/cex" xmlns:w16cid="http://schemas.microsoft.com/office/word/2016/wordml/cid" xmlns:w16="http://schemas.microsoft.com/office/word/2018/wordml" xmlns:w16du="http://schemas.microsoft.com/office/word/2023/wordml/word16du" xmlns:w16sdtdh="http://schemas.microsoft.com/office/word/2020/wordml/sdtdatahash" xmlns:w16sdtfl="http://schemas.microsoft.com/office/word/2024/wordml/sdtformatlock" xmlns:w16se="http://schemas.microsoft.com/office/word/2015/wordml/symex" xmlns:wpg="http://schemas.microsoft.com/office/word/2010/wordprocessingGroup" xmlns:wpi="http://schemas.microsoft.com/office/word/2010/wordprocessingInk" xmlns:wne="http://schemas.microsoft.com/office/word/2006/wordml" xmlns:wps="http://schemas.microsoft.com/office/word/2010/wordprocessingShape" mc:Ignorable="w14 w15 w16se w16cid w16 w16cex w16sdtdh w16sdtfl w16du wp14">
+<w:endnotes xmlns:wpc="http://schemas.microsoft.com/office/word/2010/wordprocessingCanvas" xmlns:cx="http://schemas.microsoft.com/office/drawing/2014/chartex" xmlns:cx1="http://schemas.microsoft.com/office/drawing/2015/9/8/chartex" xmlns:cx2="http://schemas.microsoft.com/office/drawing/2015/10/21/chartex" xmlns:cx3="http://schemas.microsoft.com/office/drawing/2016/5/9/chartex" xmlns:cx4="http://schemas.microsoft.com/office/drawing/2016/5/10/chartex" xmlns:cx5="http://schemas.microsoft.com/office/drawing/2016/5/11/chartex" xmlns:cx6="http://schemas.microsoft.com/office/drawing/2016/5/12/chartex" xmlns:cx7="http://schemas.microsoft.com/office/drawing/2016/5/13/chartex" xmlns:cx8="http://schemas.microsoft.com/office/drawing/2016/5/14/chartex" xmlns:mc="http://schemas.openxmlformats.org/markup-compatibility/2006" xmlns:aink="http://schemas.microsoft.com/office/drawing/2016/ink" xmlns:am3d="http://schemas.microsoft.com/office/drawing/2017/model3d" xmlns:o="urn:schemas-microsoft-com:office:office" xmlns:oel="http://schemas.microsoft.com/office/2019/extlst" xmlns:r="http://schemas.openxmlformats.org/officeDocument/2006/relationships" xmlns:m="http://schemas.openxmlformats.org/officeDocument/2006/math" xmlns:v="urn:schemas-microsoft-com:vml" xmlns:wp14="http://schemas.microsoft.com/office/word/2010/wordprocessingDrawing" xmlns:wp="http://schemas.openxmlformats.org/drawingml/2006/wordprocessingDrawing" xmlns:w10="urn:schemas-microsoft-com:office:word" xmlns:w="http://schemas.openxmlformats.org/wordprocessingml/2006/main" xmlns:w14="http://schemas.microsoft.com/office/word/2010/wordml" xmlns:w15="http://schemas.microsoft.com/office/word/2012/wordml" xmlns:w16cex="http://schemas.microsoft.com/office/word/2018/wordml/cex" xmlns:w16cid="http://schemas.microsoft.com/office/word/2016/wordml/cid" xmlns:w16="http://schemas.microsoft.com/office/word/2018/wordml" xmlns:w16sdtdh="http://schemas.microsoft.com/office/word/2020/wordml/sdtdatahash" xmlns:w16se="http://schemas.microsoft.com/office/word/2015/wordml/symex" xmlns:wpg="http://schemas.microsoft.com/office/word/2010/wordprocessingGroup" xmlns:wpi="http://schemas.microsoft.com/office/word/2010/wordprocessingInk" xmlns:wne="http://schemas.microsoft.com/office/word/2006/wordml" xmlns:wps="http://schemas.microsoft.com/office/word/2010/wordprocessingShape" mc:Ignorable="w14 w15 w16se w16cid w16 w16cex w16sdtdh wp14">
   <w:endnote w:type="separator" w:id="-1">
     <w:p>
       <w:r>
@@ -7175,7 +6999,7 @@
 </file>
 
 <file path=word/footer1.xml><?xml version="1.0" encoding="utf-8"?>
-<w:ftr xmlns:wpc="http://schemas.microsoft.com/office/word/2010/wordprocessingCanvas" xmlns:cx="http://schemas.microsoft.com/office/drawing/2014/chartex" xmlns:cx1="http://schemas.microsoft.com/office/drawing/2015/9/8/chartex" xmlns:cx2="http://schemas.microsoft.com/office/drawing/2015/10/21/chartex" xmlns:cx3="http://schemas.microsoft.com/office/drawing/2016/5/9/chartex" xmlns:cx4="http://schemas.microsoft.com/office/drawing/2016/5/10/chartex" xmlns:cx5="http://schemas.microsoft.com/office/drawing/2016/5/11/chartex" xmlns:cx6="http://schemas.microsoft.com/office/drawing/2016/5/12/chartex" xmlns:cx7="http://schemas.microsoft.com/office/drawing/2016/5/13/chartex" xmlns:cx8="http://schemas.microsoft.com/office/drawing/2016/5/14/chartex" xmlns:mc="http://schemas.openxmlformats.org/markup-compatibility/2006" xmlns:aink="http://schemas.microsoft.com/office/drawing/2016/ink" xmlns:am3d="http://schemas.microsoft.com/office/drawing/2017/model3d" xmlns:o="urn:schemas-microsoft-com:office:office" xmlns:oel="http://schemas.microsoft.com/office/2019/extlst" xmlns:r="http://schemas.openxmlformats.org/officeDocument/2006/relationships" xmlns:m="http://schemas.openxmlformats.org/officeDocument/2006/math" xmlns:v="urn:schemas-microsoft-com:vml" xmlns:wp14="http://schemas.microsoft.com/office/word/2010/wordprocessingDrawing" xmlns:wp="http://schemas.openxmlformats.org/drawingml/2006/wordprocessingDrawing" xmlns:w10="urn:schemas-microsoft-com:office:word" xmlns:w="http://schemas.openxmlformats.org/wordprocessingml/2006/main" xmlns:w14="http://schemas.microsoft.com/office/word/2010/wordml" xmlns:w15="http://schemas.microsoft.com/office/word/2012/wordml" xmlns:w16cex="http://schemas.microsoft.com/office/word/2018/wordml/cex" xmlns:w16cid="http://schemas.microsoft.com/office/word/2016/wordml/cid" xmlns:w16="http://schemas.microsoft.com/office/word/2018/wordml" xmlns:w16du="http://schemas.microsoft.com/office/word/2023/wordml/word16du" xmlns:w16sdtdh="http://schemas.microsoft.com/office/word/2020/wordml/sdtdatahash" xmlns:w16sdtfl="http://schemas.microsoft.com/office/word/2024/wordml/sdtformatlock" xmlns:w16se="http://schemas.microsoft.com/office/word/2015/wordml/symex" xmlns:wpg="http://schemas.microsoft.com/office/word/2010/wordprocessingGroup" xmlns:wpi="http://schemas.microsoft.com/office/word/2010/wordprocessingInk" xmlns:wne="http://schemas.microsoft.com/office/word/2006/wordml" xmlns:wps="http://schemas.microsoft.com/office/word/2010/wordprocessingShape" mc:Ignorable="w14 w15 w16se w16cid w16 w16cex w16sdtdh w16sdtfl w16du wp14">
+<w:ftr xmlns:wpc="http://schemas.microsoft.com/office/word/2010/wordprocessingCanvas" xmlns:cx="http://schemas.microsoft.com/office/drawing/2014/chartex" xmlns:cx1="http://schemas.microsoft.com/office/drawing/2015/9/8/chartex" xmlns:cx2="http://schemas.microsoft.com/office/drawing/2015/10/21/chartex" xmlns:cx3="http://schemas.microsoft.com/office/drawing/2016/5/9/chartex" xmlns:cx4="http://schemas.microsoft.com/office/drawing/2016/5/10/chartex" xmlns:cx5="http://schemas.microsoft.com/office/drawing/2016/5/11/chartex" xmlns:cx6="http://schemas.microsoft.com/office/drawing/2016/5/12/chartex" xmlns:cx7="http://schemas.microsoft.com/office/drawing/2016/5/13/chartex" xmlns:cx8="http://schemas.microsoft.com/office/drawing/2016/5/14/chartex" xmlns:mc="http://schemas.openxmlformats.org/markup-compatibility/2006" xmlns:aink="http://schemas.microsoft.com/office/drawing/2016/ink" xmlns:am3d="http://schemas.microsoft.com/office/drawing/2017/model3d" xmlns:o="urn:schemas-microsoft-com:office:office" xmlns:oel="http://schemas.microsoft.com/office/2019/extlst" xmlns:r="http://schemas.openxmlformats.org/officeDocument/2006/relationships" xmlns:m="http://schemas.openxmlformats.org/officeDocument/2006/math" xmlns:v="urn:schemas-microsoft-com:vml" xmlns:wp14="http://schemas.microsoft.com/office/word/2010/wordprocessingDrawing" xmlns:wp="http://schemas.openxmlformats.org/drawingml/2006/wordprocessingDrawing" xmlns:w10="urn:schemas-microsoft-com:office:word" xmlns:w="http://schemas.openxmlformats.org/wordprocessingml/2006/main" xmlns:w14="http://schemas.microsoft.com/office/word/2010/wordml" xmlns:w15="http://schemas.microsoft.com/office/word/2012/wordml" xmlns:w16cex="http://schemas.microsoft.com/office/word/2018/wordml/cex" xmlns:w16cid="http://schemas.microsoft.com/office/word/2016/wordml/cid" xmlns:w16="http://schemas.microsoft.com/office/word/2018/wordml" xmlns:w16sdtdh="http://schemas.microsoft.com/office/word/2020/wordml/sdtdatahash" xmlns:w16se="http://schemas.microsoft.com/office/word/2015/wordml/symex" xmlns:wpg="http://schemas.microsoft.com/office/word/2010/wordprocessingGroup" xmlns:wpi="http://schemas.microsoft.com/office/word/2010/wordprocessingInk" xmlns:wne="http://schemas.microsoft.com/office/word/2006/wordml" xmlns:wps="http://schemas.microsoft.com/office/word/2010/wordprocessingShape" mc:Ignorable="w14 w15 w16se w16cid w16 w16cex w16sdtdh wp14">
   <w:p>
     <w:pPr>
       <w:pStyle w:val="af2"/>
@@ -7207,13 +7031,12 @@
 </file>
 
 <file path=word/footer2.xml><?xml version="1.0" encoding="utf-8"?>
-<w:ftr xmlns:wpc="http://schemas.microsoft.com/office/word/2010/wordprocessingCanvas" xmlns:cx="http://schemas.microsoft.com/office/drawing/2014/chartex" xmlns:cx1="http://schemas.microsoft.com/office/drawing/2015/9/8/chartex" xmlns:cx2="http://schemas.microsoft.com/office/drawing/2015/10/21/chartex" xmlns:cx3="http://schemas.microsoft.com/office/drawing/2016/5/9/chartex" xmlns:cx4="http://schemas.microsoft.com/office/drawing/2016/5/10/chartex" xmlns:cx5="http://schemas.microsoft.com/office/drawing/2016/5/11/chartex" xmlns:cx6="http://schemas.microsoft.com/office/drawing/2016/5/12/chartex" xmlns:cx7="http://schemas.microsoft.com/office/drawing/2016/5/13/chartex" xmlns:cx8="http://schemas.microsoft.com/office/drawing/2016/5/14/chartex" xmlns:mc="http://schemas.openxmlformats.org/markup-compatibility/2006" xmlns:aink="http://schemas.microsoft.com/office/drawing/2016/ink" xmlns:am3d="http://schemas.microsoft.com/office/drawing/2017/model3d" xmlns:o="urn:schemas-microsoft-com:office:office" xmlns:oel="http://schemas.microsoft.com/office/2019/extlst" xmlns:r="http://schemas.openxmlformats.org/officeDocument/2006/relationships" xmlns:m="http://schemas.openxmlformats.org/officeDocument/2006/math" xmlns:v="urn:schemas-microsoft-com:vml" xmlns:wp14="http://schemas.microsoft.com/office/word/2010/wordprocessingDrawing" xmlns:wp="http://schemas.openxmlformats.org/drawingml/2006/wordprocessingDrawing" xmlns:w10="urn:schemas-microsoft-com:office:word" xmlns:w="http://schemas.openxmlformats.org/wordprocessingml/2006/main" xmlns:w14="http://schemas.microsoft.com/office/word/2010/wordml" xmlns:w15="http://schemas.microsoft.com/office/word/2012/wordml" xmlns:w16cex="http://schemas.microsoft.com/office/word/2018/wordml/cex" xmlns:w16cid="http://schemas.microsoft.com/office/word/2016/wordml/cid" xmlns:w16="http://schemas.microsoft.com/office/word/2018/wordml" xmlns:w16du="http://schemas.microsoft.com/office/word/2023/wordml/word16du" xmlns:w16sdtdh="http://schemas.microsoft.com/office/word/2020/wordml/sdtdatahash" xmlns:w16sdtfl="http://schemas.microsoft.com/office/word/2024/wordml/sdtformatlock" xmlns:w16se="http://schemas.microsoft.com/office/word/2015/wordml/symex" xmlns:wpg="http://schemas.microsoft.com/office/word/2010/wordprocessingGroup" xmlns:wpi="http://schemas.microsoft.com/office/word/2010/wordprocessingInk" xmlns:wne="http://schemas.microsoft.com/office/word/2006/wordml" xmlns:wps="http://schemas.microsoft.com/office/word/2010/wordprocessingShape" mc:Ignorable="w14 w15 w16se w16cid w16 w16cex w16sdtdh w16sdtfl w16du wp14">
+<w:ftr xmlns:wpc="http://schemas.microsoft.com/office/word/2010/wordprocessingCanvas" xmlns:cx="http://schemas.microsoft.com/office/drawing/2014/chartex" xmlns:cx1="http://schemas.microsoft.com/office/drawing/2015/9/8/chartex" xmlns:cx2="http://schemas.microsoft.com/office/drawing/2015/10/21/chartex" xmlns:cx3="http://schemas.microsoft.com/office/drawing/2016/5/9/chartex" xmlns:cx4="http://schemas.microsoft.com/office/drawing/2016/5/10/chartex" xmlns:cx5="http://schemas.microsoft.com/office/drawing/2016/5/11/chartex" xmlns:cx6="http://schemas.microsoft.com/office/drawing/2016/5/12/chartex" xmlns:cx7="http://schemas.microsoft.com/office/drawing/2016/5/13/chartex" xmlns:cx8="http://schemas.microsoft.com/office/drawing/2016/5/14/chartex" xmlns:mc="http://schemas.openxmlformats.org/markup-compatibility/2006" xmlns:aink="http://schemas.microsoft.com/office/drawing/2016/ink" xmlns:am3d="http://schemas.microsoft.com/office/drawing/2017/model3d" xmlns:o="urn:schemas-microsoft-com:office:office" xmlns:oel="http://schemas.microsoft.com/office/2019/extlst" xmlns:r="http://schemas.openxmlformats.org/officeDocument/2006/relationships" xmlns:m="http://schemas.openxmlformats.org/officeDocument/2006/math" xmlns:v="urn:schemas-microsoft-com:vml" xmlns:wp14="http://schemas.microsoft.com/office/word/2010/wordprocessingDrawing" xmlns:wp="http://schemas.openxmlformats.org/drawingml/2006/wordprocessingDrawing" xmlns:w10="urn:schemas-microsoft-com:office:word" xmlns:w="http://schemas.openxmlformats.org/wordprocessingml/2006/main" xmlns:w14="http://schemas.microsoft.com/office/word/2010/wordml" xmlns:w15="http://schemas.microsoft.com/office/word/2012/wordml" xmlns:w16cex="http://schemas.microsoft.com/office/word/2018/wordml/cex" xmlns:w16cid="http://schemas.microsoft.com/office/word/2016/wordml/cid" xmlns:w16="http://schemas.microsoft.com/office/word/2018/wordml" xmlns:w16sdtdh="http://schemas.microsoft.com/office/word/2020/wordml/sdtdatahash" xmlns:w16se="http://schemas.microsoft.com/office/word/2015/wordml/symex" xmlns:wpg="http://schemas.microsoft.com/office/word/2010/wordprocessingGroup" xmlns:wpi="http://schemas.microsoft.com/office/word/2010/wordprocessingInk" xmlns:wne="http://schemas.microsoft.com/office/word/2006/wordml" xmlns:wps="http://schemas.microsoft.com/office/word/2010/wordprocessingShape" mc:Ignorable="w14 w15 w16se w16cid w16 w16cex w16sdtdh wp14">
   <w:p>
     <w:pPr>
       <w:pStyle w:val="af2"/>
       <w:rPr>
         <w:rStyle w:val="af4"/>
-        <w:rFonts w:hint="eastAsia"/>
       </w:rPr>
     </w:pPr>
   </w:p>
@@ -7222,16 +7045,13 @@
       <w:pStyle w:val="af2"/>
       <w:ind w:right="360"/>
       <w:jc w:val="center"/>
-      <w:rPr>
-        <w:rFonts w:hint="eastAsia"/>
-      </w:rPr>
     </w:pPr>
   </w:p>
 </w:ftr>
 </file>
 
 <file path=word/footer3.xml><?xml version="1.0" encoding="utf-8"?>
-<w:ftr xmlns:wpc="http://schemas.microsoft.com/office/word/2010/wordprocessingCanvas" xmlns:cx="http://schemas.microsoft.com/office/drawing/2014/chartex" xmlns:cx1="http://schemas.microsoft.com/office/drawing/2015/9/8/chartex" xmlns:cx2="http://schemas.microsoft.com/office/drawing/2015/10/21/chartex" xmlns:cx3="http://schemas.microsoft.com/office/drawing/2016/5/9/chartex" xmlns:cx4="http://schemas.microsoft.com/office/drawing/2016/5/10/chartex" xmlns:cx5="http://schemas.microsoft.com/office/drawing/2016/5/11/chartex" xmlns:cx6="http://schemas.microsoft.com/office/drawing/2016/5/12/chartex" xmlns:cx7="http://schemas.microsoft.com/office/drawing/2016/5/13/chartex" xmlns:cx8="http://schemas.microsoft.com/office/drawing/2016/5/14/chartex" xmlns:mc="http://schemas.openxmlformats.org/markup-compatibility/2006" xmlns:aink="http://schemas.microsoft.com/office/drawing/2016/ink" xmlns:am3d="http://schemas.microsoft.com/office/drawing/2017/model3d" xmlns:o="urn:schemas-microsoft-com:office:office" xmlns:oel="http://schemas.microsoft.com/office/2019/extlst" xmlns:r="http://schemas.openxmlformats.org/officeDocument/2006/relationships" xmlns:m="http://schemas.openxmlformats.org/officeDocument/2006/math" xmlns:v="urn:schemas-microsoft-com:vml" xmlns:wp14="http://schemas.microsoft.com/office/word/2010/wordprocessingDrawing" xmlns:wp="http://schemas.openxmlformats.org/drawingml/2006/wordprocessingDrawing" xmlns:w10="urn:schemas-microsoft-com:office:word" xmlns:w="http://schemas.openxmlformats.org/wordprocessingml/2006/main" xmlns:w14="http://schemas.microsoft.com/office/word/2010/wordml" xmlns:w15="http://schemas.microsoft.com/office/word/2012/wordml" xmlns:w16cex="http://schemas.microsoft.com/office/word/2018/wordml/cex" xmlns:w16cid="http://schemas.microsoft.com/office/word/2016/wordml/cid" xmlns:w16="http://schemas.microsoft.com/office/word/2018/wordml" xmlns:w16du="http://schemas.microsoft.com/office/word/2023/wordml/word16du" xmlns:w16sdtdh="http://schemas.microsoft.com/office/word/2020/wordml/sdtdatahash" xmlns:w16sdtfl="http://schemas.microsoft.com/office/word/2024/wordml/sdtformatlock" xmlns:w16se="http://schemas.microsoft.com/office/word/2015/wordml/symex" xmlns:wpg="http://schemas.microsoft.com/office/word/2010/wordprocessingGroup" xmlns:wpi="http://schemas.microsoft.com/office/word/2010/wordprocessingInk" xmlns:wne="http://schemas.microsoft.com/office/word/2006/wordml" xmlns:wps="http://schemas.microsoft.com/office/word/2010/wordprocessingShape" mc:Ignorable="w14 w15 w16se w16cid w16 w16cex w16sdtdh w16sdtfl w16du wp14">
+<w:ftr xmlns:wpc="http://schemas.microsoft.com/office/word/2010/wordprocessingCanvas" xmlns:cx="http://schemas.microsoft.com/office/drawing/2014/chartex" xmlns:cx1="http://schemas.microsoft.com/office/drawing/2015/9/8/chartex" xmlns:cx2="http://schemas.microsoft.com/office/drawing/2015/10/21/chartex" xmlns:cx3="http://schemas.microsoft.com/office/drawing/2016/5/9/chartex" xmlns:cx4="http://schemas.microsoft.com/office/drawing/2016/5/10/chartex" xmlns:cx5="http://schemas.microsoft.com/office/drawing/2016/5/11/chartex" xmlns:cx6="http://schemas.microsoft.com/office/drawing/2016/5/12/chartex" xmlns:cx7="http://schemas.microsoft.com/office/drawing/2016/5/13/chartex" xmlns:cx8="http://schemas.microsoft.com/office/drawing/2016/5/14/chartex" xmlns:mc="http://schemas.openxmlformats.org/markup-compatibility/2006" xmlns:aink="http://schemas.microsoft.com/office/drawing/2016/ink" xmlns:am3d="http://schemas.microsoft.com/office/drawing/2017/model3d" xmlns:o="urn:schemas-microsoft-com:office:office" xmlns:oel="http://schemas.microsoft.com/office/2019/extlst" xmlns:r="http://schemas.openxmlformats.org/officeDocument/2006/relationships" xmlns:m="http://schemas.openxmlformats.org/officeDocument/2006/math" xmlns:v="urn:schemas-microsoft-com:vml" xmlns:wp14="http://schemas.microsoft.com/office/word/2010/wordprocessingDrawing" xmlns:wp="http://schemas.openxmlformats.org/drawingml/2006/wordprocessingDrawing" xmlns:w10="urn:schemas-microsoft-com:office:word" xmlns:w="http://schemas.openxmlformats.org/wordprocessingml/2006/main" xmlns:w14="http://schemas.microsoft.com/office/word/2010/wordml" xmlns:w15="http://schemas.microsoft.com/office/word/2012/wordml" xmlns:w16cex="http://schemas.microsoft.com/office/word/2018/wordml/cex" xmlns:w16cid="http://schemas.microsoft.com/office/word/2016/wordml/cid" xmlns:w16="http://schemas.microsoft.com/office/word/2018/wordml" xmlns:w16sdtdh="http://schemas.microsoft.com/office/word/2020/wordml/sdtdatahash" xmlns:w16se="http://schemas.microsoft.com/office/word/2015/wordml/symex" xmlns:wpg="http://schemas.microsoft.com/office/word/2010/wordprocessingGroup" xmlns:wpi="http://schemas.microsoft.com/office/word/2010/wordprocessingInk" xmlns:wne="http://schemas.microsoft.com/office/word/2006/wordml" xmlns:wps="http://schemas.microsoft.com/office/word/2010/wordprocessingShape" mc:Ignorable="w14 w15 w16se w16cid w16 w16cex w16sdtdh wp14">
   <w:p>
     <w:pPr>
       <w:pStyle w:val="af2"/>
@@ -7241,13 +7061,12 @@
 </file>
 
 <file path=word/footer4.xml><?xml version="1.0" encoding="utf-8"?>
-<w:ftr xmlns:wpc="http://schemas.microsoft.com/office/word/2010/wordprocessingCanvas" xmlns:cx="http://schemas.microsoft.com/office/drawing/2014/chartex" xmlns:cx1="http://schemas.microsoft.com/office/drawing/2015/9/8/chartex" xmlns:cx2="http://schemas.microsoft.com/office/drawing/2015/10/21/chartex" xmlns:cx3="http://schemas.microsoft.com/office/drawing/2016/5/9/chartex" xmlns:cx4="http://schemas.microsoft.com/office/drawing/2016/5/10/chartex" xmlns:cx5="http://schemas.microsoft.com/office/drawing/2016/5/11/chartex" xmlns:cx6="http://schemas.microsoft.com/office/drawing/2016/5/12/chartex" xmlns:cx7="http://schemas.microsoft.com/office/drawing/2016/5/13/chartex" xmlns:cx8="http://schemas.microsoft.com/office/drawing/2016/5/14/chartex" xmlns:mc="http://schemas.openxmlformats.org/markup-compatibility/2006" xmlns:aink="http://schemas.microsoft.com/office/drawing/2016/ink" xmlns:am3d="http://schemas.microsoft.com/office/drawing/2017/model3d" xmlns:o="urn:schemas-microsoft-com:office:office" xmlns:oel="http://schemas.microsoft.com/office/2019/extlst" xmlns:r="http://schemas.openxmlformats.org/officeDocument/2006/relationships" xmlns:m="http://schemas.openxmlformats.org/officeDocument/2006/math" xmlns:v="urn:schemas-microsoft-com:vml" xmlns:wp14="http://schemas.microsoft.com/office/word/2010/wordprocessingDrawing" xmlns:wp="http://schemas.openxmlformats.org/drawingml/2006/wordprocessingDrawing" xmlns:w10="urn:schemas-microsoft-com:office:word" xmlns:w="http://schemas.openxmlformats.org/wordprocessingml/2006/main" xmlns:w14="http://schemas.microsoft.com/office/word/2010/wordml" xmlns:w15="http://schemas.microsoft.com/office/word/2012/wordml" xmlns:w16cex="http://schemas.microsoft.com/office/word/2018/wordml/cex" xmlns:w16cid="http://schemas.microsoft.com/office/word/2016/wordml/cid" xmlns:w16="http://schemas.microsoft.com/office/word/2018/wordml" xmlns:w16du="http://schemas.microsoft.com/office/word/2023/wordml/word16du" xmlns:w16sdtdh="http://schemas.microsoft.com/office/word/2020/wordml/sdtdatahash" xmlns:w16sdtfl="http://schemas.microsoft.com/office/word/2024/wordml/sdtformatlock" xmlns:w16se="http://schemas.microsoft.com/office/word/2015/wordml/symex" xmlns:wpg="http://schemas.microsoft.com/office/word/2010/wordprocessingGroup" xmlns:wpi="http://schemas.microsoft.com/office/word/2010/wordprocessingInk" xmlns:wne="http://schemas.microsoft.com/office/word/2006/wordml" xmlns:wps="http://schemas.microsoft.com/office/word/2010/wordprocessingShape" mc:Ignorable="w14 w15 w16se w16cid w16 w16cex w16sdtdh w16sdtfl w16du wp14">
+<w:ftr xmlns:wpc="http://schemas.microsoft.com/office/word/2010/wordprocessingCanvas" xmlns:cx="http://schemas.microsoft.com/office/drawing/2014/chartex" xmlns:cx1="http://schemas.microsoft.com/office/drawing/2015/9/8/chartex" xmlns:cx2="http://schemas.microsoft.com/office/drawing/2015/10/21/chartex" xmlns:cx3="http://schemas.microsoft.com/office/drawing/2016/5/9/chartex" xmlns:cx4="http://schemas.microsoft.com/office/drawing/2016/5/10/chartex" xmlns:cx5="http://schemas.microsoft.com/office/drawing/2016/5/11/chartex" xmlns:cx6="http://schemas.microsoft.com/office/drawing/2016/5/12/chartex" xmlns:cx7="http://schemas.microsoft.com/office/drawing/2016/5/13/chartex" xmlns:cx8="http://schemas.microsoft.com/office/drawing/2016/5/14/chartex" xmlns:mc="http://schemas.openxmlformats.org/markup-compatibility/2006" xmlns:aink="http://schemas.microsoft.com/office/drawing/2016/ink" xmlns:am3d="http://schemas.microsoft.com/office/drawing/2017/model3d" xmlns:o="urn:schemas-microsoft-com:office:office" xmlns:oel="http://schemas.microsoft.com/office/2019/extlst" xmlns:r="http://schemas.openxmlformats.org/officeDocument/2006/relationships" xmlns:m="http://schemas.openxmlformats.org/officeDocument/2006/math" xmlns:v="urn:schemas-microsoft-com:vml" xmlns:wp14="http://schemas.microsoft.com/office/word/2010/wordprocessingDrawing" xmlns:wp="http://schemas.openxmlformats.org/drawingml/2006/wordprocessingDrawing" xmlns:w10="urn:schemas-microsoft-com:office:word" xmlns:w="http://schemas.openxmlformats.org/wordprocessingml/2006/main" xmlns:w14="http://schemas.microsoft.com/office/word/2010/wordml" xmlns:w15="http://schemas.microsoft.com/office/word/2012/wordml" xmlns:w16cex="http://schemas.microsoft.com/office/word/2018/wordml/cex" xmlns:w16cid="http://schemas.microsoft.com/office/word/2016/wordml/cid" xmlns:w16="http://schemas.microsoft.com/office/word/2018/wordml" xmlns:w16sdtdh="http://schemas.microsoft.com/office/word/2020/wordml/sdtdatahash" xmlns:w16se="http://schemas.microsoft.com/office/word/2015/wordml/symex" xmlns:wpg="http://schemas.microsoft.com/office/word/2010/wordprocessingGroup" xmlns:wpi="http://schemas.microsoft.com/office/word/2010/wordprocessingInk" xmlns:wne="http://schemas.microsoft.com/office/word/2006/wordml" xmlns:wps="http://schemas.microsoft.com/office/word/2010/wordprocessingShape" mc:Ignorable="w14 w15 w16se w16cid w16 w16cex w16sdtdh wp14">
   <w:p>
     <w:pPr>
       <w:pStyle w:val="af2"/>
       <w:rPr>
         <w:rStyle w:val="af4"/>
-        <w:rFonts w:hint="eastAsia"/>
       </w:rPr>
     </w:pPr>
     <w:r>
@@ -7257,7 +7076,7 @@
       <mc:AlternateContent>
         <mc:Choice Requires="wps">
           <w:drawing>
-            <wp:anchor distT="0" distB="0" distL="114300" distR="114300" simplePos="0" relativeHeight="251659264" behindDoc="0" locked="0" layoutInCell="1" allowOverlap="1" wp14:anchorId="77DA6FDF" wp14:editId="65CFD017">
+            <wp:anchor distT="0" distB="0" distL="114300" distR="114300" simplePos="0" relativeHeight="251657216" behindDoc="0" locked="0" layoutInCell="1" allowOverlap="1" wp14:anchorId="77DA6FDF" wp14:editId="65CFD017">
               <wp:simplePos x="0" y="0"/>
               <wp:positionH relativeFrom="margin">
                 <wp:align>center</wp:align>
@@ -7316,7 +7135,6 @@
                           <w:pPr>
                             <w:snapToGrid w:val="0"/>
                             <w:rPr>
-                              <w:rFonts w:hint="eastAsia"/>
                               <w:sz w:val="18"/>
                             </w:rPr>
                           </w:pPr>
@@ -7344,7 +7162,6 @@
                           <w:r>
                             <w:rPr>
                               <w:sz w:val="18"/>
-                              <w:lang w:val="en-US" w:eastAsia="zh-CN"/>
                             </w:rPr>
                             <w:t>3</w:t>
                           </w:r>
@@ -7379,14 +7196,13 @@
               <v:stroke joinstyle="miter"/>
               <v:path gradientshapeok="t" o:connecttype="rect"/>
             </v:shapetype>
-            <v:shape id="文本框 2" o:spid="_x0000_s1026" type="#_x0000_t202" style="position:absolute;margin-left:0;margin-top:0;width:4.55pt;height:10.35pt;z-index:251659264;visibility:visible;mso-wrap-style:none;mso-width-percent:0;mso-height-percent:0;mso-wrap-distance-left:9pt;mso-wrap-distance-top:0;mso-wrap-distance-right:9pt;mso-wrap-distance-bottom:0;mso-position-horizontal:center;mso-position-horizontal-relative:margin;mso-position-vertical:absolute;mso-position-vertical-relative:text;mso-width-percent:0;mso-height-percent:0;mso-width-relative:page;mso-height-relative:page;v-text-anchor:top" o:gfxdata="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" filled="f" stroked="f">
+            <v:shape id="文本框 2" o:spid="_x0000_s1026" type="#_x0000_t202" style="position:absolute;margin-left:0;margin-top:0;width:4.55pt;height:10.35pt;z-index:251657216;visibility:visible;mso-wrap-style:none;mso-width-percent:0;mso-height-percent:0;mso-wrap-distance-left:9pt;mso-wrap-distance-top:0;mso-wrap-distance-right:9pt;mso-wrap-distance-bottom:0;mso-position-horizontal:center;mso-position-horizontal-relative:margin;mso-position-vertical:absolute;mso-position-vertical-relative:text;mso-width-percent:0;mso-height-percent:0;mso-width-relative:page;mso-height-relative:page;v-text-anchor:top" o:gfxdata="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" filled="f" stroked="f">
               <v:textbox style="mso-fit-shape-to-text:t" inset="0,0,0,0">
                 <w:txbxContent>
                   <w:p>
                     <w:pPr>
                       <w:snapToGrid w:val="0"/>
                       <w:rPr>
-                        <w:rFonts w:hint="eastAsia"/>
                         <w:sz w:val="18"/>
                       </w:rPr>
                     </w:pPr>
@@ -7414,7 +7230,6 @@
                     <w:r>
                       <w:rPr>
                         <w:sz w:val="18"/>
-                        <w:lang w:val="en-US" w:eastAsia="zh-CN"/>
                       </w:rPr>
                       <w:t>3</w:t>
                     </w:r>
@@ -7440,16 +7255,13 @@
       <w:pStyle w:val="af2"/>
       <w:ind w:right="360"/>
       <w:jc w:val="center"/>
-      <w:rPr>
-        <w:rFonts w:hint="eastAsia"/>
-      </w:rPr>
     </w:pPr>
   </w:p>
 </w:ftr>
 </file>
 
 <file path=word/footer5.xml><?xml version="1.0" encoding="utf-8"?>
-<w:ftr xmlns:wpc="http://schemas.microsoft.com/office/word/2010/wordprocessingCanvas" xmlns:cx="http://schemas.microsoft.com/office/drawing/2014/chartex" xmlns:cx1="http://schemas.microsoft.com/office/drawing/2015/9/8/chartex" xmlns:cx2="http://schemas.microsoft.com/office/drawing/2015/10/21/chartex" xmlns:cx3="http://schemas.microsoft.com/office/drawing/2016/5/9/chartex" xmlns:cx4="http://schemas.microsoft.com/office/drawing/2016/5/10/chartex" xmlns:cx5="http://schemas.microsoft.com/office/drawing/2016/5/11/chartex" xmlns:cx6="http://schemas.microsoft.com/office/drawing/2016/5/12/chartex" xmlns:cx7="http://schemas.microsoft.com/office/drawing/2016/5/13/chartex" xmlns:cx8="http://schemas.microsoft.com/office/drawing/2016/5/14/chartex" xmlns:mc="http://schemas.openxmlformats.org/markup-compatibility/2006" xmlns:aink="http://schemas.microsoft.com/office/drawing/2016/ink" xmlns:am3d="http://schemas.microsoft.com/office/drawing/2017/model3d" xmlns:o="urn:schemas-microsoft-com:office:office" xmlns:oel="http://schemas.microsoft.com/office/2019/extlst" xmlns:r="http://schemas.openxmlformats.org/officeDocument/2006/relationships" xmlns:m="http://schemas.openxmlformats.org/officeDocument/2006/math" xmlns:v="urn:schemas-microsoft-com:vml" xmlns:wp14="http://schemas.microsoft.com/office/word/2010/wordprocessingDrawing" xmlns:wp="http://schemas.openxmlformats.org/drawingml/2006/wordprocessingDrawing" xmlns:w10="urn:schemas-microsoft-com:office:word" xmlns:w="http://schemas.openxmlformats.org/wordprocessingml/2006/main" xmlns:w14="http://schemas.microsoft.com/office/word/2010/wordml" xmlns:w15="http://schemas.microsoft.com/office/word/2012/wordml" xmlns:w16cex="http://schemas.microsoft.com/office/word/2018/wordml/cex" xmlns:w16cid="http://schemas.microsoft.com/office/word/2016/wordml/cid" xmlns:w16="http://schemas.microsoft.com/office/word/2018/wordml" xmlns:w16du="http://schemas.microsoft.com/office/word/2023/wordml/word16du" xmlns:w16sdtdh="http://schemas.microsoft.com/office/word/2020/wordml/sdtdatahash" xmlns:w16sdtfl="http://schemas.microsoft.com/office/word/2024/wordml/sdtformatlock" xmlns:w16se="http://schemas.microsoft.com/office/word/2015/wordml/symex" xmlns:wpg="http://schemas.microsoft.com/office/word/2010/wordprocessingGroup" xmlns:wpi="http://schemas.microsoft.com/office/word/2010/wordprocessingInk" xmlns:wne="http://schemas.microsoft.com/office/word/2006/wordml" xmlns:wps="http://schemas.microsoft.com/office/word/2010/wordprocessingShape" mc:Ignorable="w14 w15 w16se w16cid w16 w16cex w16sdtdh w16sdtfl w16du wp14">
+<w:ftr xmlns:wpc="http://schemas.microsoft.com/office/word/2010/wordprocessingCanvas" xmlns:cx="http://schemas.microsoft.com/office/drawing/2014/chartex" xmlns:cx1="http://schemas.microsoft.com/office/drawing/2015/9/8/chartex" xmlns:cx2="http://schemas.microsoft.com/office/drawing/2015/10/21/chartex" xmlns:cx3="http://schemas.microsoft.com/office/drawing/2016/5/9/chartex" xmlns:cx4="http://schemas.microsoft.com/office/drawing/2016/5/10/chartex" xmlns:cx5="http://schemas.microsoft.com/office/drawing/2016/5/11/chartex" xmlns:cx6="http://schemas.microsoft.com/office/drawing/2016/5/12/chartex" xmlns:cx7="http://schemas.microsoft.com/office/drawing/2016/5/13/chartex" xmlns:cx8="http://schemas.microsoft.com/office/drawing/2016/5/14/chartex" xmlns:mc="http://schemas.openxmlformats.org/markup-compatibility/2006" xmlns:aink="http://schemas.microsoft.com/office/drawing/2016/ink" xmlns:am3d="http://schemas.microsoft.com/office/drawing/2017/model3d" xmlns:o="urn:schemas-microsoft-com:office:office" xmlns:oel="http://schemas.microsoft.com/office/2019/extlst" xmlns:r="http://schemas.openxmlformats.org/officeDocument/2006/relationships" xmlns:m="http://schemas.openxmlformats.org/officeDocument/2006/math" xmlns:v="urn:schemas-microsoft-com:vml" xmlns:wp14="http://schemas.microsoft.com/office/word/2010/wordprocessingDrawing" xmlns:wp="http://schemas.openxmlformats.org/drawingml/2006/wordprocessingDrawing" xmlns:w10="urn:schemas-microsoft-com:office:word" xmlns:w="http://schemas.openxmlformats.org/wordprocessingml/2006/main" xmlns:w14="http://schemas.microsoft.com/office/word/2010/wordml" xmlns:w15="http://schemas.microsoft.com/office/word/2012/wordml" xmlns:w16cex="http://schemas.microsoft.com/office/word/2018/wordml/cex" xmlns:w16cid="http://schemas.microsoft.com/office/word/2016/wordml/cid" xmlns:w16="http://schemas.microsoft.com/office/word/2018/wordml" xmlns:w16sdtdh="http://schemas.microsoft.com/office/word/2020/wordml/sdtdatahash" xmlns:w16se="http://schemas.microsoft.com/office/word/2015/wordml/symex" xmlns:wpg="http://schemas.microsoft.com/office/word/2010/wordprocessingGroup" xmlns:wpi="http://schemas.microsoft.com/office/word/2010/wordprocessingInk" xmlns:wne="http://schemas.microsoft.com/office/word/2006/wordml" xmlns:wps="http://schemas.microsoft.com/office/word/2010/wordprocessingShape" mc:Ignorable="w14 w15 w16se w16cid w16 w16cex w16sdtdh wp14">
   <w:p>
     <w:pPr>
       <w:pStyle w:val="af2"/>
@@ -7461,7 +7273,7 @@
       <mc:AlternateContent>
         <mc:Choice Requires="wps">
           <w:drawing>
-            <wp:anchor distT="0" distB="0" distL="114300" distR="114300" simplePos="0" relativeHeight="251659264" behindDoc="0" locked="0" layoutInCell="1" allowOverlap="1" wp14:anchorId="48B3A015" wp14:editId="0BDDDC79">
+            <wp:anchor distT="0" distB="0" distL="114300" distR="114300" simplePos="0" relativeHeight="251658240" behindDoc="0" locked="0" layoutInCell="1" allowOverlap="1" wp14:anchorId="48B3A015" wp14:editId="0BDDDC79">
               <wp:simplePos x="0" y="0"/>
               <wp:positionH relativeFrom="margin">
                 <wp:align>center</wp:align>
@@ -7520,7 +7332,6 @@
                           <w:pPr>
                             <w:snapToGrid w:val="0"/>
                             <w:rPr>
-                              <w:rFonts w:hint="eastAsia"/>
                               <w:sz w:val="18"/>
                             </w:rPr>
                           </w:pPr>
@@ -7548,7 +7359,6 @@
                           <w:r>
                             <w:rPr>
                               <w:sz w:val="18"/>
-                              <w:lang w:val="en-US" w:eastAsia="zh-CN"/>
                             </w:rPr>
                             <w:t>2</w:t>
                           </w:r>
@@ -7583,14 +7393,13 @@
               <v:stroke joinstyle="miter"/>
               <v:path gradientshapeok="t" o:connecttype="rect"/>
             </v:shapetype>
-            <v:shape id="文本框 3" o:spid="_x0000_s1027" type="#_x0000_t202" style="position:absolute;margin-left:0;margin-top:0;width:4.55pt;height:10.35pt;z-index:251659264;visibility:visible;mso-wrap-style:none;mso-width-percent:0;mso-height-percent:0;mso-wrap-distance-left:9pt;mso-wrap-distance-top:0;mso-wrap-distance-right:9pt;mso-wrap-distance-bottom:0;mso-position-horizontal:center;mso-position-horizontal-relative:margin;mso-position-vertical:absolute;mso-position-vertical-relative:text;mso-width-percent:0;mso-height-percent:0;mso-width-relative:page;mso-height-relative:page;v-text-anchor:top" o:gfxdata="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" filled="f" stroked="f">
+            <v:shape id="文本框 3" o:spid="_x0000_s1027" type="#_x0000_t202" style="position:absolute;margin-left:0;margin-top:0;width:4.55pt;height:10.35pt;z-index:251658240;visibility:visible;mso-wrap-style:none;mso-width-percent:0;mso-height-percent:0;mso-wrap-distance-left:9pt;mso-wrap-distance-top:0;mso-wrap-distance-right:9pt;mso-wrap-distance-bottom:0;mso-position-horizontal:center;mso-position-horizontal-relative:margin;mso-position-vertical:absolute;mso-position-vertical-relative:text;mso-width-percent:0;mso-height-percent:0;mso-width-relative:page;mso-height-relative:page;v-text-anchor:top" o:gfxdata="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" filled="f" stroked="f">
               <v:textbox style="mso-fit-shape-to-text:t" inset="0,0,0,0">
                 <w:txbxContent>
                   <w:p>
                     <w:pPr>
                       <w:snapToGrid w:val="0"/>
                       <w:rPr>
-                        <w:rFonts w:hint="eastAsia"/>
                         <w:sz w:val="18"/>
                       </w:rPr>
                     </w:pPr>
@@ -7618,7 +7427,6 @@
                     <w:r>
                       <w:rPr>
                         <w:sz w:val="18"/>
-                        <w:lang w:val="en-US" w:eastAsia="zh-CN"/>
                       </w:rPr>
                       <w:t>2</w:t>
                     </w:r>
@@ -7643,7 +7451,7 @@
 </file>
 
 <file path=word/footnotes.xml><?xml version="1.0" encoding="utf-8"?>
-<w:footnotes xmlns:wpc="http://schemas.microsoft.com/office/word/2010/wordprocessingCanvas" xmlns:cx="http://schemas.microsoft.com/office/drawing/2014/chartex" xmlns:cx1="http://schemas.microsoft.com/office/drawing/2015/9/8/chartex" xmlns:cx2="http://schemas.microsoft.com/office/drawing/2015/10/21/chartex" xmlns:cx3="http://schemas.microsoft.com/office/drawing/2016/5/9/chartex" xmlns:cx4="http://schemas.microsoft.com/office/drawing/2016/5/10/chartex" xmlns:cx5="http://schemas.microsoft.com/office/drawing/2016/5/11/chartex" xmlns:cx6="http://schemas.microsoft.com/office/drawing/2016/5/12/chartex" xmlns:cx7="http://schemas.microsoft.com/office/drawing/2016/5/13/chartex" xmlns:cx8="http://schemas.microsoft.com/office/drawing/2016/5/14/chartex" xmlns:mc="http://schemas.openxmlformats.org/markup-compatibility/2006" xmlns:aink="http://schemas.microsoft.com/office/drawing/2016/ink" xmlns:am3d="http://schemas.microsoft.com/office/drawing/2017/model3d" xmlns:o="urn:schemas-microsoft-com:office:office" xmlns:oel="http://schemas.microsoft.com/office/2019/extlst" xmlns:r="http://schemas.openxmlformats.org/officeDocument/2006/relationships" xmlns:m="http://schemas.openxmlformats.org/officeDocument/2006/math" xmlns:v="urn:schemas-microsoft-com:vml" xmlns:wp14="http://schemas.microsoft.com/office/word/2010/wordprocessingDrawing" xmlns:wp="http://schemas.openxmlformats.org/drawingml/2006/wordprocessingDrawing" xmlns:w10="urn:schemas-microsoft-com:office:word" xmlns:w="http://schemas.openxmlformats.org/wordprocessingml/2006/main" xmlns:w14="http://schemas.microsoft.com/office/word/2010/wordml" xmlns:w15="http://schemas.microsoft.com/office/word/2012/wordml" xmlns:w16cex="http://schemas.microsoft.com/office/word/2018/wordml/cex" xmlns:w16cid="http://schemas.microsoft.com/office/word/2016/wordml/cid" xmlns:w16="http://schemas.microsoft.com/office/word/2018/wordml" xmlns:w16du="http://schemas.microsoft.com/office/word/2023/wordml/word16du" xmlns:w16sdtdh="http://schemas.microsoft.com/office/word/2020/wordml/sdtdatahash" xmlns:w16sdtfl="http://schemas.microsoft.com/office/word/2024/wordml/sdtformatlock" xmlns:w16se="http://schemas.microsoft.com/office/word/2015/wordml/symex" xmlns:wpg="http://schemas.microsoft.com/office/word/2010/wordprocessingGroup" xmlns:wpi="http://schemas.microsoft.com/office/word/2010/wordprocessingInk" xmlns:wne="http://schemas.microsoft.com/office/word/2006/wordml" xmlns:wps="http://schemas.microsoft.com/office/word/2010/wordprocessingShape" mc:Ignorable="w14 w15 w16se w16cid w16 w16cex w16sdtdh w16sdtfl w16du wp14">
+<w:footnotes xmlns:wpc="http://schemas.microsoft.com/office/word/2010/wordprocessingCanvas" xmlns:cx="http://schemas.microsoft.com/office/drawing/2014/chartex" xmlns:cx1="http://schemas.microsoft.com/office/drawing/2015/9/8/chartex" xmlns:cx2="http://schemas.microsoft.com/office/drawing/2015/10/21/chartex" xmlns:cx3="http://schemas.microsoft.com/office/drawing/2016/5/9/chartex" xmlns:cx4="http://schemas.microsoft.com/office/drawing/2016/5/10/chartex" xmlns:cx5="http://schemas.microsoft.com/office/drawing/2016/5/11/chartex" xmlns:cx6="http://schemas.microsoft.com/office/drawing/2016/5/12/chartex" xmlns:cx7="http://schemas.microsoft.com/office/drawing/2016/5/13/chartex" xmlns:cx8="http://schemas.microsoft.com/office/drawing/2016/5/14/chartex" xmlns:mc="http://schemas.openxmlformats.org/markup-compatibility/2006" xmlns:aink="http://schemas.microsoft.com/office/drawing/2016/ink" xmlns:am3d="http://schemas.microsoft.com/office/drawing/2017/model3d" xmlns:o="urn:schemas-microsoft-com:office:office" xmlns:oel="http://schemas.microsoft.com/office/2019/extlst" xmlns:r="http://schemas.openxmlformats.org/officeDocument/2006/relationships" xmlns:m="http://schemas.openxmlformats.org/officeDocument/2006/math" xmlns:v="urn:schemas-microsoft-com:vml" xmlns:wp14="http://schemas.microsoft.com/office/word/2010/wordprocessingDrawing" xmlns:wp="http://schemas.openxmlformats.org/drawingml/2006/wordprocessingDrawing" xmlns:w10="urn:schemas-microsoft-com:office:word" xmlns:w="http://schemas.openxmlformats.org/wordprocessingml/2006/main" xmlns:w14="http://schemas.microsoft.com/office/word/2010/wordml" xmlns:w15="http://schemas.microsoft.com/office/word/2012/wordml" xmlns:w16cex="http://schemas.microsoft.com/office/word/2018/wordml/cex" xmlns:w16cid="http://schemas.microsoft.com/office/word/2016/wordml/cid" xmlns:w16="http://schemas.microsoft.com/office/word/2018/wordml" xmlns:w16sdtdh="http://schemas.microsoft.com/office/word/2020/wordml/sdtdatahash" xmlns:w16se="http://schemas.microsoft.com/office/word/2015/wordml/symex" xmlns:wpg="http://schemas.microsoft.com/office/word/2010/wordprocessingGroup" xmlns:wpi="http://schemas.microsoft.com/office/word/2010/wordprocessingInk" xmlns:wne="http://schemas.microsoft.com/office/word/2006/wordml" xmlns:wps="http://schemas.microsoft.com/office/word/2010/wordprocessingShape" mc:Ignorable="w14 w15 w16se w16cid w16 w16cex w16sdtdh wp14">
   <w:footnote w:type="separator" w:id="-1">
     <w:p>
       <w:r>
@@ -7662,7 +7470,7 @@
 </file>
 
 <file path=word/header1.xml><?xml version="1.0" encoding="utf-8"?>
-<w:hdr xmlns:wpc="http://schemas.microsoft.com/office/word/2010/wordprocessingCanvas" xmlns:cx="http://schemas.microsoft.com/office/drawing/2014/chartex" xmlns:cx1="http://schemas.microsoft.com/office/drawing/2015/9/8/chartex" xmlns:cx2="http://schemas.microsoft.com/office/drawing/2015/10/21/chartex" xmlns:cx3="http://schemas.microsoft.com/office/drawing/2016/5/9/chartex" xmlns:cx4="http://schemas.microsoft.com/office/drawing/2016/5/10/chartex" xmlns:cx5="http://schemas.microsoft.com/office/drawing/2016/5/11/chartex" xmlns:cx6="http://schemas.microsoft.com/office/drawing/2016/5/12/chartex" xmlns:cx7="http://schemas.microsoft.com/office/drawing/2016/5/13/chartex" xmlns:cx8="http://schemas.microsoft.com/office/drawing/2016/5/14/chartex" xmlns:mc="http://schemas.openxmlformats.org/markup-compatibility/2006" xmlns:aink="http://schemas.microsoft.com/office/drawing/2016/ink" xmlns:am3d="http://schemas.microsoft.com/office/drawing/2017/model3d" xmlns:o="urn:schemas-microsoft-com:office:office" xmlns:oel="http://schemas.microsoft.com/office/2019/extlst" xmlns:r="http://schemas.openxmlformats.org/officeDocument/2006/relationships" xmlns:m="http://schemas.openxmlformats.org/officeDocument/2006/math" xmlns:v="urn:schemas-microsoft-com:vml" xmlns:wp14="http://schemas.microsoft.com/office/word/2010/wordprocessingDrawing" xmlns:wp="http://schemas.openxmlformats.org/drawingml/2006/wordprocessingDrawing" xmlns:w10="urn:schemas-microsoft-com:office:word" xmlns:w="http://schemas.openxmlformats.org/wordprocessingml/2006/main" xmlns:w14="http://schemas.microsoft.com/office/word/2010/wordml" xmlns:w15="http://schemas.microsoft.com/office/word/2012/wordml" xmlns:w16cex="http://schemas.microsoft.com/office/word/2018/wordml/cex" xmlns:w16cid="http://schemas.microsoft.com/office/word/2016/wordml/cid" xmlns:w16="http://schemas.microsoft.com/office/word/2018/wordml" xmlns:w16du="http://schemas.microsoft.com/office/word/2023/wordml/word16du" xmlns:w16sdtdh="http://schemas.microsoft.com/office/word/2020/wordml/sdtdatahash" xmlns:w16sdtfl="http://schemas.microsoft.com/office/word/2024/wordml/sdtformatlock" xmlns:w16se="http://schemas.microsoft.com/office/word/2015/wordml/symex" xmlns:wpg="http://schemas.microsoft.com/office/word/2010/wordprocessingGroup" xmlns:wpi="http://schemas.microsoft.com/office/word/2010/wordprocessingInk" xmlns:wne="http://schemas.microsoft.com/office/word/2006/wordml" xmlns:wps="http://schemas.microsoft.com/office/word/2010/wordprocessingShape" mc:Ignorable="w14 w15 w16se w16cid w16 w16cex w16sdtdh w16sdtfl w16du wp14">
+<w:hdr xmlns:wpc="http://schemas.microsoft.com/office/word/2010/wordprocessingCanvas" xmlns:cx="http://schemas.microsoft.com/office/drawing/2014/chartex" xmlns:cx1="http://schemas.microsoft.com/office/drawing/2015/9/8/chartex" xmlns:cx2="http://schemas.microsoft.com/office/drawing/2015/10/21/chartex" xmlns:cx3="http://schemas.microsoft.com/office/drawing/2016/5/9/chartex" xmlns:cx4="http://schemas.microsoft.com/office/drawing/2016/5/10/chartex" xmlns:cx5="http://schemas.microsoft.com/office/drawing/2016/5/11/chartex" xmlns:cx6="http://schemas.microsoft.com/office/drawing/2016/5/12/chartex" xmlns:cx7="http://schemas.microsoft.com/office/drawing/2016/5/13/chartex" xmlns:cx8="http://schemas.microsoft.com/office/drawing/2016/5/14/chartex" xmlns:mc="http://schemas.openxmlformats.org/markup-compatibility/2006" xmlns:aink="http://schemas.microsoft.com/office/drawing/2016/ink" xmlns:am3d="http://schemas.microsoft.com/office/drawing/2017/model3d" xmlns:o="urn:schemas-microsoft-com:office:office" xmlns:oel="http://schemas.microsoft.com/office/2019/extlst" xmlns:r="http://schemas.openxmlformats.org/officeDocument/2006/relationships" xmlns:m="http://schemas.openxmlformats.org/officeDocument/2006/math" xmlns:v="urn:schemas-microsoft-com:vml" xmlns:wp14="http://schemas.microsoft.com/office/word/2010/wordprocessingDrawing" xmlns:wp="http://schemas.openxmlformats.org/drawingml/2006/wordprocessingDrawing" xmlns:w10="urn:schemas-microsoft-com:office:word" xmlns:w="http://schemas.openxmlformats.org/wordprocessingml/2006/main" xmlns:w14="http://schemas.microsoft.com/office/word/2010/wordml" xmlns:w15="http://schemas.microsoft.com/office/word/2012/wordml" xmlns:w16cex="http://schemas.microsoft.com/office/word/2018/wordml/cex" xmlns:w16cid="http://schemas.microsoft.com/office/word/2016/wordml/cid" xmlns:w16="http://schemas.microsoft.com/office/word/2018/wordml" xmlns:w16sdtdh="http://schemas.microsoft.com/office/word/2020/wordml/sdtdatahash" xmlns:w16se="http://schemas.microsoft.com/office/word/2015/wordml/symex" xmlns:wpg="http://schemas.microsoft.com/office/word/2010/wordprocessingGroup" xmlns:wpi="http://schemas.microsoft.com/office/word/2010/wordprocessingInk" xmlns:wne="http://schemas.microsoft.com/office/word/2006/wordml" xmlns:wps="http://schemas.microsoft.com/office/word/2010/wordprocessingShape" mc:Ignorable="w14 w15 w16se w16cid w16 w16cex w16sdtdh wp14">
   <w:p>
     <w:pPr>
       <w:pStyle w:val="af0"/>
@@ -7672,7 +7480,7 @@
 </file>
 
 <file path=word/header2.xml><?xml version="1.0" encoding="utf-8"?>
-<w:hdr xmlns:wpc="http://schemas.microsoft.com/office/word/2010/wordprocessingCanvas" xmlns:cx="http://schemas.microsoft.com/office/drawing/2014/chartex" xmlns:cx1="http://schemas.microsoft.com/office/drawing/2015/9/8/chartex" xmlns:cx2="http://schemas.microsoft.com/office/drawing/2015/10/21/chartex" xmlns:cx3="http://schemas.microsoft.com/office/drawing/2016/5/9/chartex" xmlns:cx4="http://schemas.microsoft.com/office/drawing/2016/5/10/chartex" xmlns:cx5="http://schemas.microsoft.com/office/drawing/2016/5/11/chartex" xmlns:cx6="http://schemas.microsoft.com/office/drawing/2016/5/12/chartex" xmlns:cx7="http://schemas.microsoft.com/office/drawing/2016/5/13/chartex" xmlns:cx8="http://schemas.microsoft.com/office/drawing/2016/5/14/chartex" xmlns:mc="http://schemas.openxmlformats.org/markup-compatibility/2006" xmlns:aink="http://schemas.microsoft.com/office/drawing/2016/ink" xmlns:am3d="http://schemas.microsoft.com/office/drawing/2017/model3d" xmlns:o="urn:schemas-microsoft-com:office:office" xmlns:oel="http://schemas.microsoft.com/office/2019/extlst" xmlns:r="http://schemas.openxmlformats.org/officeDocument/2006/relationships" xmlns:m="http://schemas.openxmlformats.org/officeDocument/2006/math" xmlns:v="urn:schemas-microsoft-com:vml" xmlns:wp14="http://schemas.microsoft.com/office/word/2010/wordprocessingDrawing" xmlns:wp="http://schemas.openxmlformats.org/drawingml/2006/wordprocessingDrawing" xmlns:w10="urn:schemas-microsoft-com:office:word" xmlns:w="http://schemas.openxmlformats.org/wordprocessingml/2006/main" xmlns:w14="http://schemas.microsoft.com/office/word/2010/wordml" xmlns:w15="http://schemas.microsoft.com/office/word/2012/wordml" xmlns:w16cex="http://schemas.microsoft.com/office/word/2018/wordml/cex" xmlns:w16cid="http://schemas.microsoft.com/office/word/2016/wordml/cid" xmlns:w16="http://schemas.microsoft.com/office/word/2018/wordml" xmlns:w16du="http://schemas.microsoft.com/office/word/2023/wordml/word16du" xmlns:w16sdtdh="http://schemas.microsoft.com/office/word/2020/wordml/sdtdatahash" xmlns:w16sdtfl="http://schemas.microsoft.com/office/word/2024/wordml/sdtformatlock" xmlns:w16se="http://schemas.microsoft.com/office/word/2015/wordml/symex" xmlns:wpg="http://schemas.microsoft.com/office/word/2010/wordprocessingGroup" xmlns:wpi="http://schemas.microsoft.com/office/word/2010/wordprocessingInk" xmlns:wne="http://schemas.microsoft.com/office/word/2006/wordml" xmlns:wps="http://schemas.microsoft.com/office/word/2010/wordprocessingShape" mc:Ignorable="w14 w15 w16se w16cid w16 w16cex w16sdtdh w16sdtfl w16du wp14">
+<w:hdr xmlns:wpc="http://schemas.microsoft.com/office/word/2010/wordprocessingCanvas" xmlns:cx="http://schemas.microsoft.com/office/drawing/2014/chartex" xmlns:cx1="http://schemas.microsoft.com/office/drawing/2015/9/8/chartex" xmlns:cx2="http://schemas.microsoft.com/office/drawing/2015/10/21/chartex" xmlns:cx3="http://schemas.microsoft.com/office/drawing/2016/5/9/chartex" xmlns:cx4="http://schemas.microsoft.com/office/drawing/2016/5/10/chartex" xmlns:cx5="http://schemas.microsoft.com/office/drawing/2016/5/11/chartex" xmlns:cx6="http://schemas.microsoft.com/office/drawing/2016/5/12/chartex" xmlns:cx7="http://schemas.microsoft.com/office/drawing/2016/5/13/chartex" xmlns:cx8="http://schemas.microsoft.com/office/drawing/2016/5/14/chartex" xmlns:mc="http://schemas.openxmlformats.org/markup-compatibility/2006" xmlns:aink="http://schemas.microsoft.com/office/drawing/2016/ink" xmlns:am3d="http://schemas.microsoft.com/office/drawing/2017/model3d" xmlns:o="urn:schemas-microsoft-com:office:office" xmlns:oel="http://schemas.microsoft.com/office/2019/extlst" xmlns:r="http://schemas.openxmlformats.org/officeDocument/2006/relationships" xmlns:m="http://schemas.openxmlformats.org/officeDocument/2006/math" xmlns:v="urn:schemas-microsoft-com:vml" xmlns:wp14="http://schemas.microsoft.com/office/word/2010/wordprocessingDrawing" xmlns:wp="http://schemas.openxmlformats.org/drawingml/2006/wordprocessingDrawing" xmlns:w10="urn:schemas-microsoft-com:office:word" xmlns:w="http://schemas.openxmlformats.org/wordprocessingml/2006/main" xmlns:w14="http://schemas.microsoft.com/office/word/2010/wordml" xmlns:w15="http://schemas.microsoft.com/office/word/2012/wordml" xmlns:w16cex="http://schemas.microsoft.com/office/word/2018/wordml/cex" xmlns:w16cid="http://schemas.microsoft.com/office/word/2016/wordml/cid" xmlns:w16="http://schemas.microsoft.com/office/word/2018/wordml" xmlns:w16sdtdh="http://schemas.microsoft.com/office/word/2020/wordml/sdtdatahash" xmlns:w16se="http://schemas.microsoft.com/office/word/2015/wordml/symex" xmlns:wpg="http://schemas.microsoft.com/office/word/2010/wordprocessingGroup" xmlns:wpi="http://schemas.microsoft.com/office/word/2010/wordprocessingInk" xmlns:wne="http://schemas.microsoft.com/office/word/2006/wordml" xmlns:wps="http://schemas.microsoft.com/office/word/2010/wordprocessingShape" mc:Ignorable="w14 w15 w16se w16cid w16 w16cex w16sdtdh wp14">
   <w:p>
     <w:pPr>
       <w:pStyle w:val="af0"/>
@@ -7752,7 +7560,7 @@
 </file>
 
 <file path=word/header3.xml><?xml version="1.0" encoding="utf-8"?>
-<w:hdr xmlns:wpc="http://schemas.microsoft.com/office/word/2010/wordprocessingCanvas" xmlns:cx="http://schemas.microsoft.com/office/drawing/2014/chartex" xmlns:cx1="http://schemas.microsoft.com/office/drawing/2015/9/8/chartex" xmlns:cx2="http://schemas.microsoft.com/office/drawing/2015/10/21/chartex" xmlns:cx3="http://schemas.microsoft.com/office/drawing/2016/5/9/chartex" xmlns:cx4="http://schemas.microsoft.com/office/drawing/2016/5/10/chartex" xmlns:cx5="http://schemas.microsoft.com/office/drawing/2016/5/11/chartex" xmlns:cx6="http://schemas.microsoft.com/office/drawing/2016/5/12/chartex" xmlns:cx7="http://schemas.microsoft.com/office/drawing/2016/5/13/chartex" xmlns:cx8="http://schemas.microsoft.com/office/drawing/2016/5/14/chartex" xmlns:mc="http://schemas.openxmlformats.org/markup-compatibility/2006" xmlns:aink="http://schemas.microsoft.com/office/drawing/2016/ink" xmlns:am3d="http://schemas.microsoft.com/office/drawing/2017/model3d" xmlns:o="urn:schemas-microsoft-com:office:office" xmlns:oel="http://schemas.microsoft.com/office/2019/extlst" xmlns:r="http://schemas.openxmlformats.org/officeDocument/2006/relationships" xmlns:m="http://schemas.openxmlformats.org/officeDocument/2006/math" xmlns:v="urn:schemas-microsoft-com:vml" xmlns:wp14="http://schemas.microsoft.com/office/word/2010/wordprocessingDrawing" xmlns:wp="http://schemas.openxmlformats.org/drawingml/2006/wordprocessingDrawing" xmlns:w10="urn:schemas-microsoft-com:office:word" xmlns:w="http://schemas.openxmlformats.org/wordprocessingml/2006/main" xmlns:w14="http://schemas.microsoft.com/office/word/2010/wordml" xmlns:w15="http://schemas.microsoft.com/office/word/2012/wordml" xmlns:w16cex="http://schemas.microsoft.com/office/word/2018/wordml/cex" xmlns:w16cid="http://schemas.microsoft.com/office/word/2016/wordml/cid" xmlns:w16="http://schemas.microsoft.com/office/word/2018/wordml" xmlns:w16du="http://schemas.microsoft.com/office/word/2023/wordml/word16du" xmlns:w16sdtdh="http://schemas.microsoft.com/office/word/2020/wordml/sdtdatahash" xmlns:w16sdtfl="http://schemas.microsoft.com/office/word/2024/wordml/sdtformatlock" xmlns:w16se="http://schemas.microsoft.com/office/word/2015/wordml/symex" xmlns:wpg="http://schemas.microsoft.com/office/word/2010/wordprocessingGroup" xmlns:wpi="http://schemas.microsoft.com/office/word/2010/wordprocessingInk" xmlns:wne="http://schemas.microsoft.com/office/word/2006/wordml" xmlns:wps="http://schemas.microsoft.com/office/word/2010/wordprocessingShape" mc:Ignorable="w14 w15 w16se w16cid w16 w16cex w16sdtdh w16sdtfl w16du wp14">
+<w:hdr xmlns:wpc="http://schemas.microsoft.com/office/word/2010/wordprocessingCanvas" xmlns:cx="http://schemas.microsoft.com/office/drawing/2014/chartex" xmlns:cx1="http://schemas.microsoft.com/office/drawing/2015/9/8/chartex" xmlns:cx2="http://schemas.microsoft.com/office/drawing/2015/10/21/chartex" xmlns:cx3="http://schemas.microsoft.com/office/drawing/2016/5/9/chartex" xmlns:cx4="http://schemas.microsoft.com/office/drawing/2016/5/10/chartex" xmlns:cx5="http://schemas.microsoft.com/office/drawing/2016/5/11/chartex" xmlns:cx6="http://schemas.microsoft.com/office/drawing/2016/5/12/chartex" xmlns:cx7="http://schemas.microsoft.com/office/drawing/2016/5/13/chartex" xmlns:cx8="http://schemas.microsoft.com/office/drawing/2016/5/14/chartex" xmlns:mc="http://schemas.openxmlformats.org/markup-compatibility/2006" xmlns:aink="http://schemas.microsoft.com/office/drawing/2016/ink" xmlns:am3d="http://schemas.microsoft.com/office/drawing/2017/model3d" xmlns:o="urn:schemas-microsoft-com:office:office" xmlns:oel="http://schemas.microsoft.com/office/2019/extlst" xmlns:r="http://schemas.openxmlformats.org/officeDocument/2006/relationships" xmlns:m="http://schemas.openxmlformats.org/officeDocument/2006/math" xmlns:v="urn:schemas-microsoft-com:vml" xmlns:wp14="http://schemas.microsoft.com/office/word/2010/wordprocessingDrawing" xmlns:wp="http://schemas.openxmlformats.org/drawingml/2006/wordprocessingDrawing" xmlns:w10="urn:schemas-microsoft-com:office:word" xmlns:w="http://schemas.openxmlformats.org/wordprocessingml/2006/main" xmlns:w14="http://schemas.microsoft.com/office/word/2010/wordml" xmlns:w15="http://schemas.microsoft.com/office/word/2012/wordml" xmlns:w16cex="http://schemas.microsoft.com/office/word/2018/wordml/cex" xmlns:w16cid="http://schemas.microsoft.com/office/word/2016/wordml/cid" xmlns:w16="http://schemas.microsoft.com/office/word/2018/wordml" xmlns:w16sdtdh="http://schemas.microsoft.com/office/word/2020/wordml/sdtdatahash" xmlns:w16se="http://schemas.microsoft.com/office/word/2015/wordml/symex" xmlns:wpg="http://schemas.microsoft.com/office/word/2010/wordprocessingGroup" xmlns:wpi="http://schemas.microsoft.com/office/word/2010/wordprocessingInk" xmlns:wne="http://schemas.microsoft.com/office/word/2006/wordml" xmlns:wps="http://schemas.microsoft.com/office/word/2010/wordprocessingShape" mc:Ignorable="w14 w15 w16se w16cid w16 w16cex w16sdtdh wp14">
   <w:p>
     <w:pPr>
       <w:pStyle w:val="af0"/>
@@ -7844,7 +7652,7 @@
 </file>
 
 <file path=word/header4.xml><?xml version="1.0" encoding="utf-8"?>
-<w:hdr xmlns:wpc="http://schemas.microsoft.com/office/word/2010/wordprocessingCanvas" xmlns:cx="http://schemas.microsoft.com/office/drawing/2014/chartex" xmlns:cx1="http://schemas.microsoft.com/office/drawing/2015/9/8/chartex" xmlns:cx2="http://schemas.microsoft.com/office/drawing/2015/10/21/chartex" xmlns:cx3="http://schemas.microsoft.com/office/drawing/2016/5/9/chartex" xmlns:cx4="http://schemas.microsoft.com/office/drawing/2016/5/10/chartex" xmlns:cx5="http://schemas.microsoft.com/office/drawing/2016/5/11/chartex" xmlns:cx6="http://schemas.microsoft.com/office/drawing/2016/5/12/chartex" xmlns:cx7="http://schemas.microsoft.com/office/drawing/2016/5/13/chartex" xmlns:cx8="http://schemas.microsoft.com/office/drawing/2016/5/14/chartex" xmlns:mc="http://schemas.openxmlformats.org/markup-compatibility/2006" xmlns:aink="http://schemas.microsoft.com/office/drawing/2016/ink" xmlns:am3d="http://schemas.microsoft.com/office/drawing/2017/model3d" xmlns:o="urn:schemas-microsoft-com:office:office" xmlns:oel="http://schemas.microsoft.com/office/2019/extlst" xmlns:r="http://schemas.openxmlformats.org/officeDocument/2006/relationships" xmlns:m="http://schemas.openxmlformats.org/officeDocument/2006/math" xmlns:v="urn:schemas-microsoft-com:vml" xmlns:wp14="http://schemas.microsoft.com/office/word/2010/wordprocessingDrawing" xmlns:wp="http://schemas.openxmlformats.org/drawingml/2006/wordprocessingDrawing" xmlns:w10="urn:schemas-microsoft-com:office:word" xmlns:w="http://schemas.openxmlformats.org/wordprocessingml/2006/main" xmlns:w14="http://schemas.microsoft.com/office/word/2010/wordml" xmlns:w15="http://schemas.microsoft.com/office/word/2012/wordml" xmlns:w16cex="http://schemas.microsoft.com/office/word/2018/wordml/cex" xmlns:w16cid="http://schemas.microsoft.com/office/word/2016/wordml/cid" xmlns:w16="http://schemas.microsoft.com/office/word/2018/wordml" xmlns:w16du="http://schemas.microsoft.com/office/word/2023/wordml/word16du" xmlns:w16sdtdh="http://schemas.microsoft.com/office/word/2020/wordml/sdtdatahash" xmlns:w16sdtfl="http://schemas.microsoft.com/office/word/2024/wordml/sdtformatlock" xmlns:w16se="http://schemas.microsoft.com/office/word/2015/wordml/symex" xmlns:wpg="http://schemas.microsoft.com/office/word/2010/wordprocessingGroup" xmlns:wpi="http://schemas.microsoft.com/office/word/2010/wordprocessingInk" xmlns:wne="http://schemas.microsoft.com/office/word/2006/wordml" xmlns:wps="http://schemas.microsoft.com/office/word/2010/wordprocessingShape" mc:Ignorable="w14 w15 w16se w16cid w16 w16cex w16sdtdh w16sdtfl w16du wp14">
+<w:hdr xmlns:wpc="http://schemas.microsoft.com/office/word/2010/wordprocessingCanvas" xmlns:cx="http://schemas.microsoft.com/office/drawing/2014/chartex" xmlns:cx1="http://schemas.microsoft.com/office/drawing/2015/9/8/chartex" xmlns:cx2="http://schemas.microsoft.com/office/drawing/2015/10/21/chartex" xmlns:cx3="http://schemas.microsoft.com/office/drawing/2016/5/9/chartex" xmlns:cx4="http://schemas.microsoft.com/office/drawing/2016/5/10/chartex" xmlns:cx5="http://schemas.microsoft.com/office/drawing/2016/5/11/chartex" xmlns:cx6="http://schemas.microsoft.com/office/drawing/2016/5/12/chartex" xmlns:cx7="http://schemas.microsoft.com/office/drawing/2016/5/13/chartex" xmlns:cx8="http://schemas.microsoft.com/office/drawing/2016/5/14/chartex" xmlns:mc="http://schemas.openxmlformats.org/markup-compatibility/2006" xmlns:aink="http://schemas.microsoft.com/office/drawing/2016/ink" xmlns:am3d="http://schemas.microsoft.com/office/drawing/2017/model3d" xmlns:o="urn:schemas-microsoft-com:office:office" xmlns:oel="http://schemas.microsoft.com/office/2019/extlst" xmlns:r="http://schemas.openxmlformats.org/officeDocument/2006/relationships" xmlns:m="http://schemas.openxmlformats.org/officeDocument/2006/math" xmlns:v="urn:schemas-microsoft-com:vml" xmlns:wp14="http://schemas.microsoft.com/office/word/2010/wordprocessingDrawing" xmlns:wp="http://schemas.openxmlformats.org/drawingml/2006/wordprocessingDrawing" xmlns:w10="urn:schemas-microsoft-com:office:word" xmlns:w="http://schemas.openxmlformats.org/wordprocessingml/2006/main" xmlns:w14="http://schemas.microsoft.com/office/word/2010/wordml" xmlns:w15="http://schemas.microsoft.com/office/word/2012/wordml" xmlns:w16cex="http://schemas.microsoft.com/office/word/2018/wordml/cex" xmlns:w16cid="http://schemas.microsoft.com/office/word/2016/wordml/cid" xmlns:w16="http://schemas.microsoft.com/office/word/2018/wordml" xmlns:w16sdtdh="http://schemas.microsoft.com/office/word/2020/wordml/sdtdatahash" xmlns:w16se="http://schemas.microsoft.com/office/word/2015/wordml/symex" xmlns:wpg="http://schemas.microsoft.com/office/word/2010/wordprocessingGroup" xmlns:wpi="http://schemas.microsoft.com/office/word/2010/wordprocessingInk" xmlns:wne="http://schemas.microsoft.com/office/word/2006/wordml" xmlns:wps="http://schemas.microsoft.com/office/word/2010/wordprocessingShape" mc:Ignorable="w14 w15 w16se w16cid w16 w16cex w16sdtdh wp14">
   <w:p>
     <w:pPr>
       <w:pStyle w:val="af0"/>
@@ -7890,7 +7698,7 @@
 </file>
 
 <file path=word/numbering.xml><?xml version="1.0" encoding="utf-8"?>
-<w:numbering xmlns:wpc="http://schemas.microsoft.com/office/word/2010/wordprocessingCanvas" xmlns:cx="http://schemas.microsoft.com/office/drawing/2014/chartex" xmlns:cx1="http://schemas.microsoft.com/office/drawing/2015/9/8/chartex" xmlns:cx2="http://schemas.microsoft.com/office/drawing/2015/10/21/chartex" xmlns:cx3="http://schemas.microsoft.com/office/drawing/2016/5/9/chartex" xmlns:cx4="http://schemas.microsoft.com/office/drawing/2016/5/10/chartex" xmlns:cx5="http://schemas.microsoft.com/office/drawing/2016/5/11/chartex" xmlns:cx6="http://schemas.microsoft.com/office/drawing/2016/5/12/chartex" xmlns:cx7="http://schemas.microsoft.com/office/drawing/2016/5/13/chartex" xmlns:cx8="http://schemas.microsoft.com/office/drawing/2016/5/14/chartex" xmlns:mc="http://schemas.openxmlformats.org/markup-compatibility/2006" xmlns:aink="http://schemas.microsoft.com/office/drawing/2016/ink" xmlns:am3d="http://schemas.microsoft.com/office/drawing/2017/model3d" xmlns:o="urn:schemas-microsoft-com:office:office" xmlns:oel="http://schemas.microsoft.com/office/2019/extlst" xmlns:r="http://schemas.openxmlformats.org/officeDocument/2006/relationships" xmlns:m="http://schemas.openxmlformats.org/officeDocument/2006/math" xmlns:v="urn:schemas-microsoft-com:vml" xmlns:wp14="http://schemas.microsoft.com/office/word/2010/wordprocessingDrawing" xmlns:wp="http://schemas.openxmlformats.org/drawingml/2006/wordprocessingDrawing" xmlns:w10="urn:schemas-microsoft-com:office:word" xmlns:w="http://schemas.openxmlformats.org/wordprocessingml/2006/main" xmlns:w14="http://schemas.microsoft.com/office/word/2010/wordml" xmlns:w15="http://schemas.microsoft.com/office/word/2012/wordml" xmlns:w16cex="http://schemas.microsoft.com/office/word/2018/wordml/cex" xmlns:w16cid="http://schemas.microsoft.com/office/word/2016/wordml/cid" xmlns:w16="http://schemas.microsoft.com/office/word/2018/wordml" xmlns:w16du="http://schemas.microsoft.com/office/word/2023/wordml/word16du" xmlns:w16sdtdh="http://schemas.microsoft.com/office/word/2020/wordml/sdtdatahash" xmlns:w16sdtfl="http://schemas.microsoft.com/office/word/2024/wordml/sdtformatlock" xmlns:w16se="http://schemas.microsoft.com/office/word/2015/wordml/symex" xmlns:wpg="http://schemas.microsoft.com/office/word/2010/wordprocessingGroup" xmlns:wpi="http://schemas.microsoft.com/office/word/2010/wordprocessingInk" xmlns:wne="http://schemas.microsoft.com/office/word/2006/wordml" xmlns:wps="http://schemas.microsoft.com/office/word/2010/wordprocessingShape" mc:Ignorable="w14 w15 w16se w16cid w16 w16cex w16sdtdh w16sdtfl w16du wp14">
+<w:numbering xmlns:wpc="http://schemas.microsoft.com/office/word/2010/wordprocessingCanvas" xmlns:cx="http://schemas.microsoft.com/office/drawing/2014/chartex" xmlns:cx1="http://schemas.microsoft.com/office/drawing/2015/9/8/chartex" xmlns:cx2="http://schemas.microsoft.com/office/drawing/2015/10/21/chartex" xmlns:cx3="http://schemas.microsoft.com/office/drawing/2016/5/9/chartex" xmlns:cx4="http://schemas.microsoft.com/office/drawing/2016/5/10/chartex" xmlns:cx5="http://schemas.microsoft.com/office/drawing/2016/5/11/chartex" xmlns:cx6="http://schemas.microsoft.com/office/drawing/2016/5/12/chartex" xmlns:cx7="http://schemas.microsoft.com/office/drawing/2016/5/13/chartex" xmlns:cx8="http://schemas.microsoft.com/office/drawing/2016/5/14/chartex" xmlns:mc="http://schemas.openxmlformats.org/markup-compatibility/2006" xmlns:aink="http://schemas.microsoft.com/office/drawing/2016/ink" xmlns:am3d="http://schemas.microsoft.com/office/drawing/2017/model3d" xmlns:o="urn:schemas-microsoft-com:office:office" xmlns:oel="http://schemas.microsoft.com/office/2019/extlst" xmlns:r="http://schemas.openxmlformats.org/officeDocument/2006/relationships" xmlns:m="http://schemas.openxmlformats.org/officeDocument/2006/math" xmlns:v="urn:schemas-microsoft-com:vml" xmlns:wp14="http://schemas.microsoft.com/office/word/2010/wordprocessingDrawing" xmlns:wp="http://schemas.openxmlformats.org/drawingml/2006/wordprocessingDrawing" xmlns:w10="urn:schemas-microsoft-com:office:word" xmlns:w="http://schemas.openxmlformats.org/wordprocessingml/2006/main" xmlns:w14="http://schemas.microsoft.com/office/word/2010/wordml" xmlns:w15="http://schemas.microsoft.com/office/word/2012/wordml" xmlns:w16cex="http://schemas.microsoft.com/office/word/2018/wordml/cex" xmlns:w16cid="http://schemas.microsoft.com/office/word/2016/wordml/cid" xmlns:w16="http://schemas.microsoft.com/office/word/2018/wordml" xmlns:w16sdtdh="http://schemas.microsoft.com/office/word/2020/wordml/sdtdatahash" xmlns:w16se="http://schemas.microsoft.com/office/word/2015/wordml/symex" xmlns:wpg="http://schemas.microsoft.com/office/word/2010/wordprocessingGroup" xmlns:wpi="http://schemas.microsoft.com/office/word/2010/wordprocessingInk" xmlns:wne="http://schemas.microsoft.com/office/word/2006/wordml" xmlns:wps="http://schemas.microsoft.com/office/word/2010/wordprocessingShape" mc:Ignorable="w14 w15 w16se w16cid w16 w16cex w16sdtdh wp14">
   <w:abstractNum w:abstractNumId="0" w15:restartNumberingAfterBreak="0">
     <w:nsid w:val="056F2760"/>
     <w:multiLevelType w:val="hybridMultilevel"/>
@@ -10074,7 +9882,7 @@
 </file>
 
 <file path=word/styles.xml><?xml version="1.0" encoding="utf-8"?>
-<w:styles xmlns:mc="http://schemas.openxmlformats.org/markup-compatibility/2006" xmlns:r="http://schemas.openxmlformats.org/officeDocument/2006/relationships" xmlns:w="http://schemas.openxmlformats.org/wordprocessingml/2006/main" xmlns:w14="http://schemas.microsoft.com/office/word/2010/wordml" xmlns:w15="http://schemas.microsoft.com/office/word/2012/wordml" xmlns:w16cex="http://schemas.microsoft.com/office/word/2018/wordml/cex" xmlns:w16cid="http://schemas.microsoft.com/office/word/2016/wordml/cid" xmlns:w16="http://schemas.microsoft.com/office/word/2018/wordml" xmlns:w16du="http://schemas.microsoft.com/office/word/2023/wordml/word16du" xmlns:w16sdtdh="http://schemas.microsoft.com/office/word/2020/wordml/sdtdatahash" xmlns:w16sdtfl="http://schemas.microsoft.com/office/word/2024/wordml/sdtformatlock" xmlns:w16se="http://schemas.microsoft.com/office/word/2015/wordml/symex" mc:Ignorable="w14 w15 w16se w16cid w16 w16cex w16sdtdh w16sdtfl w16du">
+<w:styles xmlns:mc="http://schemas.openxmlformats.org/markup-compatibility/2006" xmlns:r="http://schemas.openxmlformats.org/officeDocument/2006/relationships" xmlns:w="http://schemas.openxmlformats.org/wordprocessingml/2006/main" xmlns:w14="http://schemas.microsoft.com/office/word/2010/wordml" xmlns:w15="http://schemas.microsoft.com/office/word/2012/wordml" xmlns:w16cex="http://schemas.microsoft.com/office/word/2018/wordml/cex" xmlns:w16cid="http://schemas.microsoft.com/office/word/2016/wordml/cid" xmlns:w16="http://schemas.microsoft.com/office/word/2018/wordml" xmlns:w16sdtdh="http://schemas.microsoft.com/office/word/2020/wordml/sdtdatahash" xmlns:w16se="http://schemas.microsoft.com/office/word/2015/wordml/symex" mc:Ignorable="w14 w15 w16se w16cid w16 w16cex w16sdtdh">
   <w:docDefaults>
     <w:rPrDefault>
       <w:rPr>
@@ -11216,7 +11024,7 @@
     </w:rPr>
   </w:style>
   <w:style w:type="paragraph" w:customStyle="1" w:styleId="CharCharCharCharCharChar1">
-    <w:name w:val=" Char Char Char Char Char Char1"/>
+    <w:name w:val="Char Char Char Char Char Char1"/>
     <w:basedOn w:val="5"/>
     <w:rsid w:val="00351F08"/>
     <w:pPr>
